--- a/reports/student1/Entregable4/Informe de Pruebas.docx
+++ b/reports/student1/Entregable4/Informe de Pruebas.docx
@@ -3256,6 +3256,22 @@
                 <w:lang w:val="en-US"/>
               </w:rPr>
             </w:pPr>
+            <w:r>
+              <w:rPr>
+                <w:rFonts w:ascii="Montserrat" w:eastAsia="Montserrat" w:hAnsi="Montserrat" w:cs="Montserrat"/>
+                <w:lang w:val="en-US"/>
+              </w:rPr>
+              <w:t>list-by-project2.safe</w:t>
+            </w:r>
+          </w:p>
+          <w:p>
+            <w:pPr>
+              <w:spacing w:before="320" w:after="320" w:line="360" w:lineRule="auto"/>
+              <w:rPr>
+                <w:rFonts w:ascii="Montserrat" w:eastAsia="Montserrat" w:hAnsi="Montserrat" w:cs="Montserrat"/>
+                <w:lang w:val="en-US"/>
+              </w:rPr>
+            </w:pPr>
           </w:p>
         </w:tc>
         <w:tc>
@@ -3273,6 +3289,7 @@
               <w:rPr>
                 <w:rFonts w:ascii="Montserrat" w:eastAsia="Montserrat" w:hAnsi="Montserrat" w:cs="Montserrat"/>
               </w:rPr>
+              <w:lastRenderedPageBreak/>
               <w:t xml:space="preserve">Se inicia sesión como manager1 y se listan las historias de usuario asociadas a cada proyecto. </w:t>
             </w:r>
             <w:r>
@@ -3318,7 +3335,6 @@
               <w:rPr>
                 <w:rFonts w:ascii="Montserrat" w:eastAsia="Montserrat" w:hAnsi="Montserrat" w:cs="Montserrat"/>
               </w:rPr>
-              <w:lastRenderedPageBreak/>
               <w:t>Publish.safe</w:t>
             </w:r>
           </w:p>
@@ -3566,6 +3582,7 @@
               <w:rPr>
                 <w:rFonts w:ascii="Montserrat" w:eastAsia="Montserrat" w:hAnsi="Montserrat" w:cs="Montserrat"/>
               </w:rPr>
+              <w:lastRenderedPageBreak/>
               <w:t>Delete.hack</w:t>
             </w:r>
           </w:p>
@@ -3585,14 +3602,7 @@
               <w:rPr>
                 <w:rFonts w:ascii="Montserrat" w:eastAsia="Montserrat" w:hAnsi="Montserrat" w:cs="Montserrat"/>
               </w:rPr>
-              <w:t xml:space="preserve">/manager/user-story/delete con ids 135 y 135135 tanto con usuario anónimo como siendo manager2. Además, se crea una </w:t>
-            </w:r>
-            <w:r>
-              <w:rPr>
-                <w:rFonts w:ascii="Montserrat" w:eastAsia="Montserrat" w:hAnsi="Montserrat" w:cs="Montserrat"/>
-              </w:rPr>
-              <w:lastRenderedPageBreak/>
-              <w:t>historia de usuario siendo manager2 para hackear usando la consola pretendiendo eliminar los ids 135 (del manager1), 135135 (no existe) y 126 (no publicado del manager2). No se detecta ningún problema.</w:t>
+              <w:t>/manager/user-story/delete con ids 135 y 135135 tanto con usuario anónimo como siendo manager2. Además, se crea una historia de usuario siendo manager2 para hackear usando la consola pretendiendo eliminar los ids 135 (del manager1), 135135 (no existe) y 126 (no publicado del manager2). No se detecta ningún problema.</w:t>
             </w:r>
           </w:p>
         </w:tc>
@@ -3613,7 +3623,6 @@
               <w:rPr>
                 <w:rFonts w:ascii="Montserrat" w:eastAsia="Montserrat" w:hAnsi="Montserrat" w:cs="Montserrat"/>
               </w:rPr>
-              <w:lastRenderedPageBreak/>
               <w:t>Show.hack</w:t>
             </w:r>
           </w:p>
@@ -3986,14 +3995,14 @@
               <w:rPr>
                 <w:rFonts w:ascii="Montserrat" w:eastAsia="Montserrat" w:hAnsi="Montserrat" w:cs="Montserrat"/>
               </w:rPr>
-              <w:t xml:space="preserve">Se inicia sesión como manager2, se crea un proyecto, al que se le añade una historia de usuario, creándose un assignment. Se usa ese assignment para hackear en la consola usando id 140, el cual es del manager1, y el id 123123, el cual no existe. Luego se inicia sesión con manager1 y se hace lo mismo con el id 155, el cual es </w:t>
+              <w:t xml:space="preserve">Se inicia sesión como manager2, se crea un proyecto, al que se le añade una historia de usuario, creándose un assignment. Se usa </w:t>
             </w:r>
             <w:r>
               <w:rPr>
                 <w:rFonts w:ascii="Montserrat" w:eastAsia="Montserrat" w:hAnsi="Montserrat" w:cs="Montserrat"/>
               </w:rPr>
               <w:lastRenderedPageBreak/>
-              <w:t xml:space="preserve">de un proyecto publicado. Se detectó que el proyecto del assignment debe no estar publicado, lo cual no estaba implementado. Esto es tanto en delete como list y show. </w:t>
+              <w:t xml:space="preserve">ese assignment para hackear en la consola usando id 140, el cual es del manager1, y el id 123123, el cual no existe. Luego se inicia sesión con manager1 y se hace lo mismo con el id 155, el cual es de un proyecto publicado. Se detectó que el proyecto del assignment debe no estar publicado, lo cual no estaba implementado. Esto es tanto en delete como list y show. </w:t>
             </w:r>
           </w:p>
         </w:tc>
@@ -4139,16 +4148,6 @@
     <w:p/>
     <w:p/>
     <w:p/>
-    <w:p/>
-    <w:p/>
-    <w:p/>
-    <w:p/>
-    <w:p/>
-    <w:p/>
-    <w:p/>
-    <w:p/>
-    <w:p/>
-    <w:p/>
     <w:p>
       <w:pPr>
         <w:spacing w:before="320" w:after="320" w:line="360" w:lineRule="auto"/>
@@ -4168,6 +4167,7 @@
           <w:sz w:val="26"/>
           <w:szCs w:val="26"/>
         </w:rPr>
+        <w:lastRenderedPageBreak/>
         <w:t>Pruebas de Rendimiento</w:t>
       </w:r>
     </w:p>
@@ -4277,7 +4277,6 @@
         <w:rPr>
           <w:noProof/>
         </w:rPr>
-        <w:lastRenderedPageBreak/>
         <w:drawing>
           <wp:inline distT="0" distB="0" distL="0" distR="0" wp14:anchorId="1F6662F8" wp14:editId="35EF928B">
             <wp:extent cx="6396355" cy="2604135"/>

--- a/reports/student1/Entregable4/Informe de Pruebas.docx
+++ b/reports/student1/Entregable4/Informe de Pruebas.docx
@@ -70,6 +70,7 @@
           <w:szCs w:val="36"/>
         </w:rPr>
       </w:pPr>
+      <w:proofErr w:type="spellStart"/>
       <w:r>
         <w:rPr>
           <w:rFonts w:ascii="Arial Narrow" w:eastAsia="Arial Narrow" w:hAnsi="Arial Narrow" w:cs="Arial Narrow"/>
@@ -79,6 +80,7 @@
         </w:rPr>
         <w:t>Testing</w:t>
       </w:r>
+      <w:proofErr w:type="spellEnd"/>
     </w:p>
     <w:p>
       <w:pPr>
@@ -660,8 +662,18 @@
                 <w:sz w:val="24"/>
                 <w:szCs w:val="24"/>
               </w:rPr>
-              <w:t>Desarrollador, Tester</w:t>
-            </w:r>
+              <w:t xml:space="preserve">Desarrollador, </w:t>
+            </w:r>
+            <w:proofErr w:type="spellStart"/>
+            <w:r>
+              <w:rPr>
+                <w:rFonts w:ascii="Arial Narrow" w:eastAsia="Arial Narrow" w:hAnsi="Arial Narrow" w:cs="Arial Narrow"/>
+                <w:sz w:val="24"/>
+                <w:szCs w:val="24"/>
+              </w:rPr>
+              <w:t>Tester</w:t>
+            </w:r>
+            <w:proofErr w:type="spellEnd"/>
           </w:p>
         </w:tc>
         <w:tc>
@@ -933,13 +945,41 @@
                 <w:szCs w:val="24"/>
               </w:rPr>
             </w:pPr>
+            <w:proofErr w:type="spellStart"/>
             <w:r>
               <w:rPr>
                 <w:rFonts w:ascii="Arial Narrow" w:eastAsia="Arial Narrow" w:hAnsi="Arial Narrow" w:cs="Arial Narrow"/>
                 <w:sz w:val="24"/>
                 <w:szCs w:val="24"/>
               </w:rPr>
-              <w:t>Youssafi Benichikh, Karim - 28823709V</w:t>
+              <w:t>Youssafi</w:t>
+            </w:r>
+            <w:proofErr w:type="spellEnd"/>
+            <w:r>
+              <w:rPr>
+                <w:rFonts w:ascii="Arial Narrow" w:eastAsia="Arial Narrow" w:hAnsi="Arial Narrow" w:cs="Arial Narrow"/>
+                <w:sz w:val="24"/>
+                <w:szCs w:val="24"/>
+              </w:rPr>
+              <w:t xml:space="preserve"> </w:t>
+            </w:r>
+            <w:proofErr w:type="spellStart"/>
+            <w:r>
+              <w:rPr>
+                <w:rFonts w:ascii="Arial Narrow" w:eastAsia="Arial Narrow" w:hAnsi="Arial Narrow" w:cs="Arial Narrow"/>
+                <w:sz w:val="24"/>
+                <w:szCs w:val="24"/>
+              </w:rPr>
+              <w:t>Benichikh</w:t>
+            </w:r>
+            <w:proofErr w:type="spellEnd"/>
+            <w:r>
+              <w:rPr>
+                <w:rFonts w:ascii="Arial Narrow" w:eastAsia="Arial Narrow" w:hAnsi="Arial Narrow" w:cs="Arial Narrow"/>
+                <w:sz w:val="24"/>
+                <w:szCs w:val="24"/>
+              </w:rPr>
+              <w:t>, Karim - 28823709V</w:t>
             </w:r>
           </w:p>
         </w:tc>
@@ -970,6 +1010,7 @@
               </w:rPr>
               <w:t xml:space="preserve">Desarrollador, operador, </w:t>
             </w:r>
+            <w:proofErr w:type="gramStart"/>
             <w:r>
               <w:rPr>
                 <w:rFonts w:ascii="Arial Narrow" w:hAnsi="Arial Narrow"/>
@@ -979,6 +1020,7 @@
               </w:rPr>
               <w:t>manager</w:t>
             </w:r>
+            <w:proofErr w:type="gramEnd"/>
           </w:p>
         </w:tc>
         <w:tc>
@@ -2456,8 +2498,36 @@
         <w:rPr>
           <w:rFonts w:ascii="Montserrat" w:eastAsia="Montserrat" w:hAnsi="Montserrat" w:cs="Montserrat"/>
         </w:rPr>
-        <w:t>No se ha implementado ningún índice porque el framework crea los índices para id y los atributos de navegación automáticamente, no hay otro tipo de índice que haya que implementar según los querys de los repositorios relevantes al proyecto, historias de usuarios o asociaciones.</w:t>
+        <w:t xml:space="preserve">No se ha implementado ningún índice porque el </w:t>
       </w:r>
+      <w:proofErr w:type="spellStart"/>
+      <w:r>
+        <w:rPr>
+          <w:rFonts w:ascii="Montserrat" w:eastAsia="Montserrat" w:hAnsi="Montserrat" w:cs="Montserrat"/>
+        </w:rPr>
+        <w:t>framework</w:t>
+      </w:r>
+      <w:proofErr w:type="spellEnd"/>
+      <w:r>
+        <w:rPr>
+          <w:rFonts w:ascii="Montserrat" w:eastAsia="Montserrat" w:hAnsi="Montserrat" w:cs="Montserrat"/>
+        </w:rPr>
+        <w:t xml:space="preserve"> crea los índices para id y los atributos de navegación automáticamente, no hay otro tipo de índice que haya que implementar según los </w:t>
+      </w:r>
+      <w:proofErr w:type="spellStart"/>
+      <w:r>
+        <w:rPr>
+          <w:rFonts w:ascii="Montserrat" w:eastAsia="Montserrat" w:hAnsi="Montserrat" w:cs="Montserrat"/>
+        </w:rPr>
+        <w:t>querys</w:t>
+      </w:r>
+      <w:proofErr w:type="spellEnd"/>
+      <w:r>
+        <w:rPr>
+          <w:rFonts w:ascii="Montserrat" w:eastAsia="Montserrat" w:hAnsi="Montserrat" w:cs="Montserrat"/>
+        </w:rPr>
+        <w:t xml:space="preserve"> de los repositorios relevantes al proyecto, historias de usuarios o asociaciones.</w:t>
+      </w:r>
     </w:p>
     <w:p>
       <w:pPr>
@@ -2470,8 +2540,50 @@
         <w:rPr>
           <w:rFonts w:ascii="Montserrat" w:eastAsia="Montserrat" w:hAnsi="Montserrat" w:cs="Montserrat"/>
         </w:rPr>
-        <w:t>Si sale algo en amarillo, prueba a hacer replayer con el archivo safe y hack de la implementación que sale en amarillo y saldrá verde.</w:t>
+        <w:t xml:space="preserve">Si sale algo en amarillo, prueba a hacer </w:t>
       </w:r>
+      <w:proofErr w:type="spellStart"/>
+      <w:r>
+        <w:rPr>
+          <w:rFonts w:ascii="Montserrat" w:eastAsia="Montserrat" w:hAnsi="Montserrat" w:cs="Montserrat"/>
+        </w:rPr>
+        <w:t>replayer</w:t>
+      </w:r>
+      <w:proofErr w:type="spellEnd"/>
+      <w:r>
+        <w:rPr>
+          <w:rFonts w:ascii="Montserrat" w:eastAsia="Montserrat" w:hAnsi="Montserrat" w:cs="Montserrat"/>
+        </w:rPr>
+        <w:t xml:space="preserve"> con el archivo </w:t>
+      </w:r>
+      <w:proofErr w:type="spellStart"/>
+      <w:r>
+        <w:rPr>
+          <w:rFonts w:ascii="Montserrat" w:eastAsia="Montserrat" w:hAnsi="Montserrat" w:cs="Montserrat"/>
+        </w:rPr>
+        <w:t>safe</w:t>
+      </w:r>
+      <w:proofErr w:type="spellEnd"/>
+      <w:r>
+        <w:rPr>
+          <w:rFonts w:ascii="Montserrat" w:eastAsia="Montserrat" w:hAnsi="Montserrat" w:cs="Montserrat"/>
+        </w:rPr>
+        <w:t xml:space="preserve"> y </w:t>
+      </w:r>
+      <w:proofErr w:type="spellStart"/>
+      <w:r>
+        <w:rPr>
+          <w:rFonts w:ascii="Montserrat" w:eastAsia="Montserrat" w:hAnsi="Montserrat" w:cs="Montserrat"/>
+        </w:rPr>
+        <w:t>hack</w:t>
+      </w:r>
+      <w:proofErr w:type="spellEnd"/>
+      <w:r>
+        <w:rPr>
+          <w:rFonts w:ascii="Montserrat" w:eastAsia="Montserrat" w:hAnsi="Montserrat" w:cs="Montserrat"/>
+        </w:rPr>
+        <w:t xml:space="preserve"> de la implementación que sale en amarillo y saldrá verde.</w:t>
+      </w:r>
     </w:p>
     <w:p>
       <w:pPr>
@@ -2484,7 +2596,21 @@
         <w:rPr>
           <w:rFonts w:ascii="Montserrat" w:eastAsia="Montserrat" w:hAnsi="Montserrat" w:cs="Montserrat"/>
         </w:rPr>
-        <w:t>Si hay algún tipo de error puede ser porque algún compañero haya tocado sus csv. Mi rama es seraguoro2 y funciona perfectamente todo ahí:</w:t>
+        <w:t xml:space="preserve">Si hay algún tipo de error puede ser porque algún compañero haya tocado sus </w:t>
+      </w:r>
+      <w:proofErr w:type="spellStart"/>
+      <w:r>
+        <w:rPr>
+          <w:rFonts w:ascii="Montserrat" w:eastAsia="Montserrat" w:hAnsi="Montserrat" w:cs="Montserrat"/>
+        </w:rPr>
+        <w:t>csv</w:t>
+      </w:r>
+      <w:proofErr w:type="spellEnd"/>
+      <w:r>
+        <w:rPr>
+          <w:rFonts w:ascii="Montserrat" w:eastAsia="Montserrat" w:hAnsi="Montserrat" w:cs="Montserrat"/>
+        </w:rPr>
+        <w:t>. Mi rama es seraguoro2 y funciona perfectamente todo ahí:</w:t>
       </w:r>
     </w:p>
     <w:p>
@@ -2548,7 +2674,49 @@
         <w:rPr>
           <w:rFonts w:ascii="Montserrat" w:eastAsia="Montserrat" w:hAnsi="Montserrat" w:cs="Montserrat"/>
         </w:rPr>
-        <w:t>El delete, en el validate hay líneas amarillas porque no se pueden probar. Ese código está para evitar errores en el sistema si algún compañero se ha equivocado al hacer su parte. Es decir, por ejemplo, si tenemos un proyecto no publicado y un compañero permite relacionarlo con su entidad, al eliminar el proyecto (como no está publicado se puede eliminar) saltará error. En el validate he puesto que no se pueda eliminar y salte un mensaje de error, sin embargo, esto no lo puedo probar porque requiere meter datos incorrectos al sistema.</w:t>
+        <w:t xml:space="preserve">El </w:t>
+      </w:r>
+      <w:proofErr w:type="spellStart"/>
+      <w:r>
+        <w:rPr>
+          <w:rFonts w:ascii="Montserrat" w:eastAsia="Montserrat" w:hAnsi="Montserrat" w:cs="Montserrat"/>
+        </w:rPr>
+        <w:t>delete</w:t>
+      </w:r>
+      <w:proofErr w:type="spellEnd"/>
+      <w:r>
+        <w:rPr>
+          <w:rFonts w:ascii="Montserrat" w:eastAsia="Montserrat" w:hAnsi="Montserrat" w:cs="Montserrat"/>
+        </w:rPr>
+        <w:t xml:space="preserve">, en el </w:t>
+      </w:r>
+      <w:proofErr w:type="spellStart"/>
+      <w:r>
+        <w:rPr>
+          <w:rFonts w:ascii="Montserrat" w:eastAsia="Montserrat" w:hAnsi="Montserrat" w:cs="Montserrat"/>
+        </w:rPr>
+        <w:t>validate</w:t>
+      </w:r>
+      <w:proofErr w:type="spellEnd"/>
+      <w:r>
+        <w:rPr>
+          <w:rFonts w:ascii="Montserrat" w:eastAsia="Montserrat" w:hAnsi="Montserrat" w:cs="Montserrat"/>
+        </w:rPr>
+        <w:t xml:space="preserve"> hay líneas amarillas porque no se pueden probar. Ese código está para evitar errores en el sistema si algún compañero se ha equivocado al hacer su parte. Es decir, por ejemplo, si tenemos un proyecto no publicado y un compañero permite relacionarlo con su entidad, al eliminar el proyecto (como no está publicado se puede eliminar) saltará error. En el </w:t>
+      </w:r>
+      <w:proofErr w:type="spellStart"/>
+      <w:r>
+        <w:rPr>
+          <w:rFonts w:ascii="Montserrat" w:eastAsia="Montserrat" w:hAnsi="Montserrat" w:cs="Montserrat"/>
+        </w:rPr>
+        <w:t>validate</w:t>
+      </w:r>
+      <w:proofErr w:type="spellEnd"/>
+      <w:r>
+        <w:rPr>
+          <w:rFonts w:ascii="Montserrat" w:eastAsia="Montserrat" w:hAnsi="Montserrat" w:cs="Montserrat"/>
+        </w:rPr>
+        <w:t xml:space="preserve"> he puesto que no se pueda eliminar y salte un mensaje de error, sin embargo, esto no lo puedo probar porque requiere meter datos incorrectos al sistema.</w:t>
       </w:r>
     </w:p>
     <w:tbl>
@@ -2574,12 +2742,14 @@
                 <w:rFonts w:ascii="Montserrat" w:eastAsia="Montserrat" w:hAnsi="Montserrat" w:cs="Montserrat"/>
               </w:rPr>
             </w:pPr>
+            <w:proofErr w:type="spellStart"/>
             <w:r>
               <w:rPr>
                 <w:rFonts w:ascii="Montserrat" w:eastAsia="Montserrat" w:hAnsi="Montserrat" w:cs="Montserrat"/>
               </w:rPr>
               <w:t>Create.safe</w:t>
             </w:r>
+            <w:proofErr w:type="spellEnd"/>
           </w:p>
           <w:p>
             <w:pPr>
@@ -2622,6 +2792,7 @@
                 <w:rFonts w:ascii="Montserrat" w:eastAsia="Montserrat" w:hAnsi="Montserrat" w:cs="Montserrat"/>
               </w:rPr>
             </w:pPr>
+            <w:proofErr w:type="spellStart"/>
             <w:r>
               <w:rPr>
                 <w:rFonts w:ascii="Montserrat" w:eastAsia="Montserrat" w:hAnsi="Montserrat" w:cs="Montserrat"/>
@@ -2629,6 +2800,7 @@
               <w:lastRenderedPageBreak/>
               <w:t>Delete.safe</w:t>
             </w:r>
+            <w:proofErr w:type="spellEnd"/>
           </w:p>
         </w:tc>
         <w:tc>
@@ -2663,12 +2835,14 @@
                 <w:rFonts w:ascii="Montserrat" w:eastAsia="Montserrat" w:hAnsi="Montserrat" w:cs="Montserrat"/>
               </w:rPr>
             </w:pPr>
+            <w:proofErr w:type="spellStart"/>
             <w:r>
               <w:rPr>
                 <w:rFonts w:ascii="Montserrat" w:eastAsia="Montserrat" w:hAnsi="Montserrat" w:cs="Montserrat"/>
               </w:rPr>
               <w:t>List.safe</w:t>
             </w:r>
+            <w:proofErr w:type="spellEnd"/>
           </w:p>
         </w:tc>
         <w:tc>
@@ -2703,12 +2877,14 @@
                 <w:rFonts w:ascii="Montserrat" w:eastAsia="Montserrat" w:hAnsi="Montserrat" w:cs="Montserrat"/>
               </w:rPr>
             </w:pPr>
+            <w:proofErr w:type="spellStart"/>
             <w:r>
               <w:rPr>
                 <w:rFonts w:ascii="Montserrat" w:eastAsia="Montserrat" w:hAnsi="Montserrat" w:cs="Montserrat"/>
               </w:rPr>
               <w:t>Update.safe</w:t>
             </w:r>
+            <w:proofErr w:type="spellEnd"/>
           </w:p>
         </w:tc>
         <w:tc>
@@ -2743,12 +2919,14 @@
                 <w:rFonts w:ascii="Montserrat" w:eastAsia="Montserrat" w:hAnsi="Montserrat" w:cs="Montserrat"/>
               </w:rPr>
             </w:pPr>
+            <w:proofErr w:type="spellStart"/>
             <w:r>
               <w:rPr>
                 <w:rFonts w:ascii="Montserrat" w:eastAsia="Montserrat" w:hAnsi="Montserrat" w:cs="Montserrat"/>
               </w:rPr>
               <w:t>Publish.safe</w:t>
             </w:r>
+            <w:proofErr w:type="spellEnd"/>
           </w:p>
         </w:tc>
         <w:tc>
@@ -2783,12 +2961,22 @@
                 <w:rFonts w:ascii="Montserrat" w:eastAsia="Montserrat" w:hAnsi="Montserrat" w:cs="Montserrat"/>
               </w:rPr>
             </w:pPr>
-            <w:r>
-              <w:rPr>
-                <w:rFonts w:ascii="Montserrat" w:eastAsia="Montserrat" w:hAnsi="Montserrat" w:cs="Montserrat"/>
-              </w:rPr>
-              <w:t>Show.safe</w:t>
-            </w:r>
+            <w:proofErr w:type="spellStart"/>
+            <w:proofErr w:type="gramStart"/>
+            <w:r>
+              <w:rPr>
+                <w:rFonts w:ascii="Montserrat" w:eastAsia="Montserrat" w:hAnsi="Montserrat" w:cs="Montserrat"/>
+              </w:rPr>
+              <w:t>Show</w:t>
+            </w:r>
+            <w:proofErr w:type="gramEnd"/>
+            <w:r>
+              <w:rPr>
+                <w:rFonts w:ascii="Montserrat" w:eastAsia="Montserrat" w:hAnsi="Montserrat" w:cs="Montserrat"/>
+              </w:rPr>
+              <w:t>.safe</w:t>
+            </w:r>
+            <w:proofErr w:type="spellEnd"/>
           </w:p>
         </w:tc>
         <w:tc>
@@ -2823,12 +3011,14 @@
                 <w:rFonts w:ascii="Montserrat" w:eastAsia="Montserrat" w:hAnsi="Montserrat" w:cs="Montserrat"/>
               </w:rPr>
             </w:pPr>
+            <w:proofErr w:type="spellStart"/>
             <w:r>
               <w:rPr>
                 <w:rFonts w:ascii="Montserrat" w:eastAsia="Montserrat" w:hAnsi="Montserrat" w:cs="Montserrat"/>
               </w:rPr>
               <w:t>Delete.hack</w:t>
             </w:r>
+            <w:proofErr w:type="spellEnd"/>
           </w:p>
         </w:tc>
         <w:tc>
@@ -2846,7 +3036,63 @@
               <w:rPr>
                 <w:rFonts w:ascii="Montserrat" w:eastAsia="Montserrat" w:hAnsi="Montserrat" w:cs="Montserrat"/>
               </w:rPr>
-              <w:t xml:space="preserve">Primero se hace get de /manager/project/delete con id 48 (¿id=48), con id 12312312 con usuario anónimo. Luego se inicia sesión como manager2 y se hace lo mismo. Se crea un proyecto y se usa para hackear con la consola para los id 48 (del manager1) y 12312312 (no existe). Finalmente se inicia sesión </w:t>
+              <w:t xml:space="preserve">Primero se hace </w:t>
+            </w:r>
+            <w:proofErr w:type="spellStart"/>
+            <w:r>
+              <w:rPr>
+                <w:rFonts w:ascii="Montserrat" w:eastAsia="Montserrat" w:hAnsi="Montserrat" w:cs="Montserrat"/>
+              </w:rPr>
+              <w:t>get</w:t>
+            </w:r>
+            <w:proofErr w:type="spellEnd"/>
+            <w:r>
+              <w:rPr>
+                <w:rFonts w:ascii="Montserrat" w:eastAsia="Montserrat" w:hAnsi="Montserrat" w:cs="Montserrat"/>
+              </w:rPr>
+              <w:t xml:space="preserve"> de /</w:t>
+            </w:r>
+            <w:proofErr w:type="gramStart"/>
+            <w:r>
+              <w:rPr>
+                <w:rFonts w:ascii="Montserrat" w:eastAsia="Montserrat" w:hAnsi="Montserrat" w:cs="Montserrat"/>
+              </w:rPr>
+              <w:t>manager</w:t>
+            </w:r>
+            <w:proofErr w:type="gramEnd"/>
+            <w:r>
+              <w:rPr>
+                <w:rFonts w:ascii="Montserrat" w:eastAsia="Montserrat" w:hAnsi="Montserrat" w:cs="Montserrat"/>
+              </w:rPr>
+              <w:t>/</w:t>
+            </w:r>
+            <w:proofErr w:type="spellStart"/>
+            <w:r>
+              <w:rPr>
+                <w:rFonts w:ascii="Montserrat" w:eastAsia="Montserrat" w:hAnsi="Montserrat" w:cs="Montserrat"/>
+              </w:rPr>
+              <w:t>project</w:t>
+            </w:r>
+            <w:proofErr w:type="spellEnd"/>
+            <w:r>
+              <w:rPr>
+                <w:rFonts w:ascii="Montserrat" w:eastAsia="Montserrat" w:hAnsi="Montserrat" w:cs="Montserrat"/>
+              </w:rPr>
+              <w:t>/</w:t>
+            </w:r>
+            <w:proofErr w:type="spellStart"/>
+            <w:r>
+              <w:rPr>
+                <w:rFonts w:ascii="Montserrat" w:eastAsia="Montserrat" w:hAnsi="Montserrat" w:cs="Montserrat"/>
+              </w:rPr>
+              <w:t>delete</w:t>
+            </w:r>
+            <w:proofErr w:type="spellEnd"/>
+            <w:r>
+              <w:rPr>
+                <w:rFonts w:ascii="Montserrat" w:eastAsia="Montserrat" w:hAnsi="Montserrat" w:cs="Montserrat"/>
+              </w:rPr>
+              <w:t xml:space="preserve"> con id 48 (¿id=48), con id 12312312 con usuario anónimo. Luego se inicia sesión como manager2 y se hace lo mismo. Se crea un proyecto y se usa para hackear con la consola para los id 48 (del manager1) y 12312312 (no existe). Finalmente se inicia sesión </w:t>
             </w:r>
             <w:r>
               <w:rPr>
@@ -2870,6 +3116,7 @@
                 <w:rFonts w:ascii="Montserrat" w:eastAsia="Montserrat" w:hAnsi="Montserrat" w:cs="Montserrat"/>
               </w:rPr>
             </w:pPr>
+            <w:proofErr w:type="spellStart"/>
             <w:r>
               <w:rPr>
                 <w:rFonts w:ascii="Montserrat" w:eastAsia="Montserrat" w:hAnsi="Montserrat" w:cs="Montserrat"/>
@@ -2877,6 +3124,7 @@
               <w:lastRenderedPageBreak/>
               <w:t>List.hack</w:t>
             </w:r>
+            <w:proofErr w:type="spellEnd"/>
           </w:p>
         </w:tc>
         <w:tc>
@@ -2894,7 +3142,49 @@
               <w:rPr>
                 <w:rFonts w:ascii="Montserrat" w:eastAsia="Montserrat" w:hAnsi="Montserrat" w:cs="Montserrat"/>
               </w:rPr>
-              <w:t>Se hace /manager/project/list con usuario anónimo. No se detecta ningún problema.</w:t>
+              <w:t>Se hace /</w:t>
+            </w:r>
+            <w:proofErr w:type="gramStart"/>
+            <w:r>
+              <w:rPr>
+                <w:rFonts w:ascii="Montserrat" w:eastAsia="Montserrat" w:hAnsi="Montserrat" w:cs="Montserrat"/>
+              </w:rPr>
+              <w:t>manager</w:t>
+            </w:r>
+            <w:proofErr w:type="gramEnd"/>
+            <w:r>
+              <w:rPr>
+                <w:rFonts w:ascii="Montserrat" w:eastAsia="Montserrat" w:hAnsi="Montserrat" w:cs="Montserrat"/>
+              </w:rPr>
+              <w:t>/</w:t>
+            </w:r>
+            <w:proofErr w:type="spellStart"/>
+            <w:r>
+              <w:rPr>
+                <w:rFonts w:ascii="Montserrat" w:eastAsia="Montserrat" w:hAnsi="Montserrat" w:cs="Montserrat"/>
+              </w:rPr>
+              <w:t>project</w:t>
+            </w:r>
+            <w:proofErr w:type="spellEnd"/>
+            <w:r>
+              <w:rPr>
+                <w:rFonts w:ascii="Montserrat" w:eastAsia="Montserrat" w:hAnsi="Montserrat" w:cs="Montserrat"/>
+              </w:rPr>
+              <w:t>/</w:t>
+            </w:r>
+            <w:proofErr w:type="spellStart"/>
+            <w:r>
+              <w:rPr>
+                <w:rFonts w:ascii="Montserrat" w:eastAsia="Montserrat" w:hAnsi="Montserrat" w:cs="Montserrat"/>
+              </w:rPr>
+              <w:t>list</w:t>
+            </w:r>
+            <w:proofErr w:type="spellEnd"/>
+            <w:r>
+              <w:rPr>
+                <w:rFonts w:ascii="Montserrat" w:eastAsia="Montserrat" w:hAnsi="Montserrat" w:cs="Montserrat"/>
+              </w:rPr>
+              <w:t xml:space="preserve"> con usuario anónimo. No se detecta ningún problema.</w:t>
             </w:r>
           </w:p>
         </w:tc>
@@ -2911,12 +3201,14 @@
                 <w:rFonts w:ascii="Montserrat" w:eastAsia="Montserrat" w:hAnsi="Montserrat" w:cs="Montserrat"/>
               </w:rPr>
             </w:pPr>
+            <w:proofErr w:type="spellStart"/>
             <w:r>
               <w:rPr>
                 <w:rFonts w:ascii="Montserrat" w:eastAsia="Montserrat" w:hAnsi="Montserrat" w:cs="Montserrat"/>
               </w:rPr>
               <w:t>Update.hack</w:t>
             </w:r>
+            <w:proofErr w:type="spellEnd"/>
           </w:p>
         </w:tc>
         <w:tc>
@@ -2934,7 +3226,63 @@
               <w:rPr>
                 <w:rFonts w:ascii="Montserrat" w:eastAsia="Montserrat" w:hAnsi="Montserrat" w:cs="Montserrat"/>
               </w:rPr>
-              <w:t>Se hace get de /manager/project/update con id 48 (no está publicado) y con id</w:t>
+              <w:t xml:space="preserve">Se hace </w:t>
+            </w:r>
+            <w:proofErr w:type="spellStart"/>
+            <w:r>
+              <w:rPr>
+                <w:rFonts w:ascii="Montserrat" w:eastAsia="Montserrat" w:hAnsi="Montserrat" w:cs="Montserrat"/>
+              </w:rPr>
+              <w:t>get</w:t>
+            </w:r>
+            <w:proofErr w:type="spellEnd"/>
+            <w:r>
+              <w:rPr>
+                <w:rFonts w:ascii="Montserrat" w:eastAsia="Montserrat" w:hAnsi="Montserrat" w:cs="Montserrat"/>
+              </w:rPr>
+              <w:t xml:space="preserve"> de /</w:t>
+            </w:r>
+            <w:proofErr w:type="gramStart"/>
+            <w:r>
+              <w:rPr>
+                <w:rFonts w:ascii="Montserrat" w:eastAsia="Montserrat" w:hAnsi="Montserrat" w:cs="Montserrat"/>
+              </w:rPr>
+              <w:t>manager</w:t>
+            </w:r>
+            <w:proofErr w:type="gramEnd"/>
+            <w:r>
+              <w:rPr>
+                <w:rFonts w:ascii="Montserrat" w:eastAsia="Montserrat" w:hAnsi="Montserrat" w:cs="Montserrat"/>
+              </w:rPr>
+              <w:t>/</w:t>
+            </w:r>
+            <w:proofErr w:type="spellStart"/>
+            <w:r>
+              <w:rPr>
+                <w:rFonts w:ascii="Montserrat" w:eastAsia="Montserrat" w:hAnsi="Montserrat" w:cs="Montserrat"/>
+              </w:rPr>
+              <w:t>project</w:t>
+            </w:r>
+            <w:proofErr w:type="spellEnd"/>
+            <w:r>
+              <w:rPr>
+                <w:rFonts w:ascii="Montserrat" w:eastAsia="Montserrat" w:hAnsi="Montserrat" w:cs="Montserrat"/>
+              </w:rPr>
+              <w:t>/</w:t>
+            </w:r>
+            <w:proofErr w:type="spellStart"/>
+            <w:r>
+              <w:rPr>
+                <w:rFonts w:ascii="Montserrat" w:eastAsia="Montserrat" w:hAnsi="Montserrat" w:cs="Montserrat"/>
+              </w:rPr>
+              <w:t>update</w:t>
+            </w:r>
+            <w:proofErr w:type="spellEnd"/>
+            <w:r>
+              <w:rPr>
+                <w:rFonts w:ascii="Montserrat" w:eastAsia="Montserrat" w:hAnsi="Montserrat" w:cs="Montserrat"/>
+              </w:rPr>
+              <w:t xml:space="preserve"> con id 48 (no está publicado) y con id</w:t>
             </w:r>
             <w:r>
               <w:t xml:space="preserve"> 23423</w:t>
@@ -2960,12 +3308,14 @@
                 <w:rFonts w:ascii="Montserrat" w:eastAsia="Montserrat" w:hAnsi="Montserrat" w:cs="Montserrat"/>
               </w:rPr>
             </w:pPr>
+            <w:proofErr w:type="spellStart"/>
             <w:r>
               <w:rPr>
                 <w:rFonts w:ascii="Montserrat" w:eastAsia="Montserrat" w:hAnsi="Montserrat" w:cs="Montserrat"/>
               </w:rPr>
               <w:t>Publish.hack</w:t>
             </w:r>
+            <w:proofErr w:type="spellEnd"/>
           </w:p>
         </w:tc>
         <w:tc>
@@ -2983,7 +3333,63 @@
               <w:rPr>
                 <w:rFonts w:ascii="Montserrat" w:eastAsia="Montserrat" w:hAnsi="Montserrat" w:cs="Montserrat"/>
               </w:rPr>
-              <w:t>Se hace get de /manager/project/publish con id 48 (no está publicado) y con id</w:t>
+              <w:t xml:space="preserve">Se hace </w:t>
+            </w:r>
+            <w:proofErr w:type="spellStart"/>
+            <w:r>
+              <w:rPr>
+                <w:rFonts w:ascii="Montserrat" w:eastAsia="Montserrat" w:hAnsi="Montserrat" w:cs="Montserrat"/>
+              </w:rPr>
+              <w:t>get</w:t>
+            </w:r>
+            <w:proofErr w:type="spellEnd"/>
+            <w:r>
+              <w:rPr>
+                <w:rFonts w:ascii="Montserrat" w:eastAsia="Montserrat" w:hAnsi="Montserrat" w:cs="Montserrat"/>
+              </w:rPr>
+              <w:t xml:space="preserve"> de /</w:t>
+            </w:r>
+            <w:proofErr w:type="gramStart"/>
+            <w:r>
+              <w:rPr>
+                <w:rFonts w:ascii="Montserrat" w:eastAsia="Montserrat" w:hAnsi="Montserrat" w:cs="Montserrat"/>
+              </w:rPr>
+              <w:t>manager</w:t>
+            </w:r>
+            <w:proofErr w:type="gramEnd"/>
+            <w:r>
+              <w:rPr>
+                <w:rFonts w:ascii="Montserrat" w:eastAsia="Montserrat" w:hAnsi="Montserrat" w:cs="Montserrat"/>
+              </w:rPr>
+              <w:t>/</w:t>
+            </w:r>
+            <w:proofErr w:type="spellStart"/>
+            <w:r>
+              <w:rPr>
+                <w:rFonts w:ascii="Montserrat" w:eastAsia="Montserrat" w:hAnsi="Montserrat" w:cs="Montserrat"/>
+              </w:rPr>
+              <w:t>project</w:t>
+            </w:r>
+            <w:proofErr w:type="spellEnd"/>
+            <w:r>
+              <w:rPr>
+                <w:rFonts w:ascii="Montserrat" w:eastAsia="Montserrat" w:hAnsi="Montserrat" w:cs="Montserrat"/>
+              </w:rPr>
+              <w:t>/</w:t>
+            </w:r>
+            <w:proofErr w:type="spellStart"/>
+            <w:r>
+              <w:rPr>
+                <w:rFonts w:ascii="Montserrat" w:eastAsia="Montserrat" w:hAnsi="Montserrat" w:cs="Montserrat"/>
+              </w:rPr>
+              <w:t>publish</w:t>
+            </w:r>
+            <w:proofErr w:type="spellEnd"/>
+            <w:r>
+              <w:rPr>
+                <w:rFonts w:ascii="Montserrat" w:eastAsia="Montserrat" w:hAnsi="Montserrat" w:cs="Montserrat"/>
+              </w:rPr>
+              <w:t xml:space="preserve"> con id 48 (no está publicado) y con id</w:t>
             </w:r>
             <w:r>
               <w:t xml:space="preserve"> 123123 </w:t>
@@ -3009,12 +3415,22 @@
                 <w:rFonts w:ascii="Montserrat" w:eastAsia="Montserrat" w:hAnsi="Montserrat" w:cs="Montserrat"/>
               </w:rPr>
             </w:pPr>
-            <w:r>
-              <w:rPr>
-                <w:rFonts w:ascii="Montserrat" w:eastAsia="Montserrat" w:hAnsi="Montserrat" w:cs="Montserrat"/>
-              </w:rPr>
-              <w:t>Show.hack</w:t>
-            </w:r>
+            <w:proofErr w:type="spellStart"/>
+            <w:proofErr w:type="gramStart"/>
+            <w:r>
+              <w:rPr>
+                <w:rFonts w:ascii="Montserrat" w:eastAsia="Montserrat" w:hAnsi="Montserrat" w:cs="Montserrat"/>
+              </w:rPr>
+              <w:t>Show</w:t>
+            </w:r>
+            <w:proofErr w:type="gramEnd"/>
+            <w:r>
+              <w:rPr>
+                <w:rFonts w:ascii="Montserrat" w:eastAsia="Montserrat" w:hAnsi="Montserrat" w:cs="Montserrat"/>
+              </w:rPr>
+              <w:t>.hack</w:t>
+            </w:r>
+            <w:proofErr w:type="spellEnd"/>
           </w:p>
         </w:tc>
         <w:tc>
@@ -3032,7 +3448,49 @@
               <w:rPr>
                 <w:rFonts w:ascii="Montserrat" w:eastAsia="Montserrat" w:hAnsi="Montserrat" w:cs="Montserrat"/>
               </w:rPr>
-              <w:t>Se hace get /manager/project/show con id 48 y 24234 con usuario anónimo. Se inicia sesión como manager2 y se hace lo mismo. No se detecta ningún problema</w:t>
+              <w:t xml:space="preserve">Se hace </w:t>
+            </w:r>
+            <w:proofErr w:type="spellStart"/>
+            <w:r>
+              <w:rPr>
+                <w:rFonts w:ascii="Montserrat" w:eastAsia="Montserrat" w:hAnsi="Montserrat" w:cs="Montserrat"/>
+              </w:rPr>
+              <w:t>get</w:t>
+            </w:r>
+            <w:proofErr w:type="spellEnd"/>
+            <w:r>
+              <w:rPr>
+                <w:rFonts w:ascii="Montserrat" w:eastAsia="Montserrat" w:hAnsi="Montserrat" w:cs="Montserrat"/>
+              </w:rPr>
+              <w:t xml:space="preserve"> /</w:t>
+            </w:r>
+            <w:proofErr w:type="gramStart"/>
+            <w:r>
+              <w:rPr>
+                <w:rFonts w:ascii="Montserrat" w:eastAsia="Montserrat" w:hAnsi="Montserrat" w:cs="Montserrat"/>
+              </w:rPr>
+              <w:t>manager</w:t>
+            </w:r>
+            <w:proofErr w:type="gramEnd"/>
+            <w:r>
+              <w:rPr>
+                <w:rFonts w:ascii="Montserrat" w:eastAsia="Montserrat" w:hAnsi="Montserrat" w:cs="Montserrat"/>
+              </w:rPr>
+              <w:t>/</w:t>
+            </w:r>
+            <w:proofErr w:type="spellStart"/>
+            <w:r>
+              <w:rPr>
+                <w:rFonts w:ascii="Montserrat" w:eastAsia="Montserrat" w:hAnsi="Montserrat" w:cs="Montserrat"/>
+              </w:rPr>
+              <w:t>project</w:t>
+            </w:r>
+            <w:proofErr w:type="spellEnd"/>
+            <w:r>
+              <w:rPr>
+                <w:rFonts w:ascii="Montserrat" w:eastAsia="Montserrat" w:hAnsi="Montserrat" w:cs="Montserrat"/>
+              </w:rPr>
+              <w:t>/show con id 48 y 24234 con usuario anónimo. Se inicia sesión como manager2 y se hace lo mismo. No se detecta ningún problema</w:t>
             </w:r>
           </w:p>
         </w:tc>
@@ -3087,6 +3545,7 @@
           <w:bCs/>
         </w:rPr>
       </w:pPr>
+      <w:proofErr w:type="spellStart"/>
       <w:r>
         <w:rPr>
           <w:rFonts w:ascii="Montserrat" w:eastAsia="Montserrat" w:hAnsi="Montserrat" w:cs="Montserrat"/>
@@ -3095,6 +3554,7 @@
         </w:rPr>
         <w:t>UserStory</w:t>
       </w:r>
+      <w:proofErr w:type="spellEnd"/>
     </w:p>
     <w:tbl>
       <w:tblPr>
@@ -3119,12 +3579,14 @@
                 <w:rFonts w:ascii="Montserrat" w:eastAsia="Montserrat" w:hAnsi="Montserrat" w:cs="Montserrat"/>
               </w:rPr>
             </w:pPr>
+            <w:proofErr w:type="spellStart"/>
             <w:r>
               <w:rPr>
                 <w:rFonts w:ascii="Montserrat" w:eastAsia="Montserrat" w:hAnsi="Montserrat" w:cs="Montserrat"/>
               </w:rPr>
               <w:t>Create.safe</w:t>
             </w:r>
+            <w:proofErr w:type="spellEnd"/>
           </w:p>
         </w:tc>
         <w:tc>
@@ -3159,12 +3621,14 @@
                 <w:rFonts w:ascii="Montserrat" w:eastAsia="Montserrat" w:hAnsi="Montserrat" w:cs="Montserrat"/>
               </w:rPr>
             </w:pPr>
+            <w:proofErr w:type="spellStart"/>
             <w:r>
               <w:rPr>
                 <w:rFonts w:ascii="Montserrat" w:eastAsia="Montserrat" w:hAnsi="Montserrat" w:cs="Montserrat"/>
               </w:rPr>
               <w:t>Delete.safe</w:t>
             </w:r>
+            <w:proofErr w:type="spellEnd"/>
           </w:p>
         </w:tc>
         <w:tc>
@@ -3182,7 +3646,21 @@
               <w:rPr>
                 <w:rFonts w:ascii="Montserrat" w:eastAsia="Montserrat" w:hAnsi="Montserrat" w:cs="Montserrat"/>
               </w:rPr>
-              <w:t>Se inicia sesión como manager1 y se eliminan las historias de usuario con ids 127, 135,136,137,138,139. Luego se crea una historia de usuario, se asigna a un proyecto y se intenta eliminar, saltando mensaje de error. Se descubrió que no estaba implementada esta última parte: evitar que una historia de usuario asignada sea eliminada, por lo que saltaba un error. Esto fue solucionado.</w:t>
+              <w:t xml:space="preserve">Se inicia sesión como manager1 y se eliminan las historias de usuario con </w:t>
+            </w:r>
+            <w:proofErr w:type="spellStart"/>
+            <w:r>
+              <w:rPr>
+                <w:rFonts w:ascii="Montserrat" w:eastAsia="Montserrat" w:hAnsi="Montserrat" w:cs="Montserrat"/>
+              </w:rPr>
+              <w:t>ids</w:t>
+            </w:r>
+            <w:proofErr w:type="spellEnd"/>
+            <w:r>
+              <w:rPr>
+                <w:rFonts w:ascii="Montserrat" w:eastAsia="Montserrat" w:hAnsi="Montserrat" w:cs="Montserrat"/>
+              </w:rPr>
+              <w:t xml:space="preserve"> 127, 135,136,137,138,139. Luego se crea una historia de usuario, se asigna a un proyecto y se intenta eliminar, saltando mensaje de error. Se descubrió que no estaba implementada esta última parte: evitar que una historia de usuario asignada sea eliminada, por lo que saltaba un error. Esto fue solucionado.</w:t>
             </w:r>
           </w:p>
         </w:tc>
@@ -3199,12 +3677,14 @@
                 <w:rFonts w:ascii="Montserrat" w:eastAsia="Montserrat" w:hAnsi="Montserrat" w:cs="Montserrat"/>
               </w:rPr>
             </w:pPr>
+            <w:proofErr w:type="spellStart"/>
             <w:r>
               <w:rPr>
                 <w:rFonts w:ascii="Montserrat" w:eastAsia="Montserrat" w:hAnsi="Montserrat" w:cs="Montserrat"/>
               </w:rPr>
               <w:t>List.safe</w:t>
             </w:r>
+            <w:proofErr w:type="spellEnd"/>
           </w:p>
         </w:tc>
         <w:tc>
@@ -3245,8 +3725,19 @@
                 <w:rFonts w:ascii="Montserrat" w:eastAsia="Montserrat" w:hAnsi="Montserrat" w:cs="Montserrat"/>
                 <w:lang w:val="en-US"/>
               </w:rPr>
-              <w:t>List-by-proyect.safe</w:t>
-            </w:r>
+              <w:t>List-by-</w:t>
+            </w:r>
+            <w:proofErr w:type="spellStart"/>
+            <w:proofErr w:type="gramStart"/>
+            <w:r>
+              <w:rPr>
+                <w:rFonts w:ascii="Montserrat" w:eastAsia="Montserrat" w:hAnsi="Montserrat" w:cs="Montserrat"/>
+                <w:lang w:val="en-US"/>
+              </w:rPr>
+              <w:t>proyect.safe</w:t>
+            </w:r>
+            <w:proofErr w:type="spellEnd"/>
+            <w:proofErr w:type="gramEnd"/>
           </w:p>
           <w:p>
             <w:pPr>
@@ -3314,7 +3805,35 @@
               <w:rPr>
                 <w:rFonts w:ascii="Montserrat" w:eastAsia="Montserrat" w:hAnsi="Montserrat" w:cs="Montserrat"/>
               </w:rPr>
-              <w:t xml:space="preserve"> de usuario con draftMode = true a un proeycto y se listan las historias de usuario de ese proyecto. No se detecta ningún error.</w:t>
+              <w:t xml:space="preserve"> de usuario con </w:t>
+            </w:r>
+            <w:proofErr w:type="spellStart"/>
+            <w:r>
+              <w:rPr>
+                <w:rFonts w:ascii="Montserrat" w:eastAsia="Montserrat" w:hAnsi="Montserrat" w:cs="Montserrat"/>
+              </w:rPr>
+              <w:t>draftMode</w:t>
+            </w:r>
+            <w:proofErr w:type="spellEnd"/>
+            <w:r>
+              <w:rPr>
+                <w:rFonts w:ascii="Montserrat" w:eastAsia="Montserrat" w:hAnsi="Montserrat" w:cs="Montserrat"/>
+              </w:rPr>
+              <w:t xml:space="preserve"> = true a un </w:t>
+            </w:r>
+            <w:proofErr w:type="spellStart"/>
+            <w:r>
+              <w:rPr>
+                <w:rFonts w:ascii="Montserrat" w:eastAsia="Montserrat" w:hAnsi="Montserrat" w:cs="Montserrat"/>
+              </w:rPr>
+              <w:t>proeycto</w:t>
+            </w:r>
+            <w:proofErr w:type="spellEnd"/>
+            <w:r>
+              <w:rPr>
+                <w:rFonts w:ascii="Montserrat" w:eastAsia="Montserrat" w:hAnsi="Montserrat" w:cs="Montserrat"/>
+              </w:rPr>
+              <w:t xml:space="preserve"> y se listan las historias de usuario de ese proyecto. No se detecta ningún error.</w:t>
             </w:r>
           </w:p>
         </w:tc>
@@ -3331,12 +3850,14 @@
                 <w:rFonts w:ascii="Montserrat" w:eastAsia="Montserrat" w:hAnsi="Montserrat" w:cs="Montserrat"/>
               </w:rPr>
             </w:pPr>
+            <w:proofErr w:type="spellStart"/>
             <w:r>
               <w:rPr>
                 <w:rFonts w:ascii="Montserrat" w:eastAsia="Montserrat" w:hAnsi="Montserrat" w:cs="Montserrat"/>
               </w:rPr>
               <w:t>Publish.safe</w:t>
             </w:r>
+            <w:proofErr w:type="spellEnd"/>
           </w:p>
         </w:tc>
         <w:tc>
@@ -3371,12 +3892,22 @@
                 <w:rFonts w:ascii="Montserrat" w:eastAsia="Montserrat" w:hAnsi="Montserrat" w:cs="Montserrat"/>
               </w:rPr>
             </w:pPr>
-            <w:r>
-              <w:rPr>
-                <w:rFonts w:ascii="Montserrat" w:eastAsia="Montserrat" w:hAnsi="Montserrat" w:cs="Montserrat"/>
-              </w:rPr>
-              <w:t>Show.safe</w:t>
-            </w:r>
+            <w:proofErr w:type="spellStart"/>
+            <w:proofErr w:type="gramStart"/>
+            <w:r>
+              <w:rPr>
+                <w:rFonts w:ascii="Montserrat" w:eastAsia="Montserrat" w:hAnsi="Montserrat" w:cs="Montserrat"/>
+              </w:rPr>
+              <w:t>Show</w:t>
+            </w:r>
+            <w:proofErr w:type="gramEnd"/>
+            <w:r>
+              <w:rPr>
+                <w:rFonts w:ascii="Montserrat" w:eastAsia="Montserrat" w:hAnsi="Montserrat" w:cs="Montserrat"/>
+              </w:rPr>
+              <w:t>.safe</w:t>
+            </w:r>
+            <w:proofErr w:type="spellEnd"/>
           </w:p>
         </w:tc>
         <w:tc>
@@ -3411,12 +3942,14 @@
                 <w:rFonts w:ascii="Montserrat" w:eastAsia="Montserrat" w:hAnsi="Montserrat" w:cs="Montserrat"/>
               </w:rPr>
             </w:pPr>
+            <w:proofErr w:type="spellStart"/>
             <w:r>
               <w:rPr>
                 <w:rFonts w:ascii="Montserrat" w:eastAsia="Montserrat" w:hAnsi="Montserrat" w:cs="Montserrat"/>
               </w:rPr>
               <w:t>Update.safe</w:t>
             </w:r>
+            <w:proofErr w:type="spellEnd"/>
           </w:p>
         </w:tc>
         <w:tc>
@@ -3451,12 +3984,14 @@
                 <w:rFonts w:ascii="Montserrat" w:eastAsia="Montserrat" w:hAnsi="Montserrat" w:cs="Montserrat"/>
               </w:rPr>
             </w:pPr>
+            <w:proofErr w:type="spellStart"/>
             <w:r>
               <w:rPr>
                 <w:rFonts w:ascii="Montserrat" w:eastAsia="Montserrat" w:hAnsi="Montserrat" w:cs="Montserrat"/>
               </w:rPr>
               <w:t>List.hack</w:t>
             </w:r>
+            <w:proofErr w:type="spellEnd"/>
           </w:p>
         </w:tc>
         <w:tc>
@@ -3474,7 +4009,49 @@
               <w:rPr>
                 <w:rFonts w:ascii="Montserrat" w:eastAsia="Montserrat" w:hAnsi="Montserrat" w:cs="Montserrat"/>
               </w:rPr>
-              <w:t>Se hace /manager/user-story/list con usuario anónimo. No se detecta ningún problema.</w:t>
+              <w:t>Se hace /</w:t>
+            </w:r>
+            <w:proofErr w:type="gramStart"/>
+            <w:r>
+              <w:rPr>
+                <w:rFonts w:ascii="Montserrat" w:eastAsia="Montserrat" w:hAnsi="Montserrat" w:cs="Montserrat"/>
+              </w:rPr>
+              <w:t>manager</w:t>
+            </w:r>
+            <w:proofErr w:type="gramEnd"/>
+            <w:r>
+              <w:rPr>
+                <w:rFonts w:ascii="Montserrat" w:eastAsia="Montserrat" w:hAnsi="Montserrat" w:cs="Montserrat"/>
+              </w:rPr>
+              <w:t>/</w:t>
+            </w:r>
+            <w:proofErr w:type="spellStart"/>
+            <w:r>
+              <w:rPr>
+                <w:rFonts w:ascii="Montserrat" w:eastAsia="Montserrat" w:hAnsi="Montserrat" w:cs="Montserrat"/>
+              </w:rPr>
+              <w:t>user-story</w:t>
+            </w:r>
+            <w:proofErr w:type="spellEnd"/>
+            <w:r>
+              <w:rPr>
+                <w:rFonts w:ascii="Montserrat" w:eastAsia="Montserrat" w:hAnsi="Montserrat" w:cs="Montserrat"/>
+              </w:rPr>
+              <w:t>/</w:t>
+            </w:r>
+            <w:proofErr w:type="spellStart"/>
+            <w:r>
+              <w:rPr>
+                <w:rFonts w:ascii="Montserrat" w:eastAsia="Montserrat" w:hAnsi="Montserrat" w:cs="Montserrat"/>
+              </w:rPr>
+              <w:t>list</w:t>
+            </w:r>
+            <w:proofErr w:type="spellEnd"/>
+            <w:r>
+              <w:rPr>
+                <w:rFonts w:ascii="Montserrat" w:eastAsia="Montserrat" w:hAnsi="Montserrat" w:cs="Montserrat"/>
+              </w:rPr>
+              <w:t xml:space="preserve"> con usuario anónimo. No se detecta ningún problema.</w:t>
             </w:r>
           </w:p>
         </w:tc>
@@ -3491,12 +4068,22 @@
                 <w:rFonts w:ascii="Montserrat" w:eastAsia="Montserrat" w:hAnsi="Montserrat" w:cs="Montserrat"/>
               </w:rPr>
             </w:pPr>
-            <w:r>
-              <w:rPr>
-                <w:rFonts w:ascii="Montserrat" w:eastAsia="Montserrat" w:hAnsi="Montserrat" w:cs="Montserrat"/>
-              </w:rPr>
-              <w:t>List-by-project.hack</w:t>
-            </w:r>
+            <w:proofErr w:type="spellStart"/>
+            <w:r>
+              <w:rPr>
+                <w:rFonts w:ascii="Montserrat" w:eastAsia="Montserrat" w:hAnsi="Montserrat" w:cs="Montserrat"/>
+              </w:rPr>
+              <w:t>List-by-</w:t>
+            </w:r>
+            <w:proofErr w:type="gramStart"/>
+            <w:r>
+              <w:rPr>
+                <w:rFonts w:ascii="Montserrat" w:eastAsia="Montserrat" w:hAnsi="Montserrat" w:cs="Montserrat"/>
+              </w:rPr>
+              <w:t>project.hack</w:t>
+            </w:r>
+            <w:proofErr w:type="spellEnd"/>
+            <w:proofErr w:type="gramEnd"/>
           </w:p>
         </w:tc>
         <w:tc>
@@ -3515,7 +4102,55 @@
                 <w:rFonts w:ascii="Montserrat" w:eastAsia="Montserrat" w:hAnsi="Montserrat" w:cs="Montserrat"/>
                 <w:lang w:val="en-US"/>
               </w:rPr>
-              <w:t xml:space="preserve">/manager/user-story/list-by-project con projectId=30 y 24234 con usuario anónimo. </w:t>
+              <w:t xml:space="preserve">/manager/user-story/list-by-project con </w:t>
+            </w:r>
+            <w:proofErr w:type="spellStart"/>
+            <w:r>
+              <w:rPr>
+                <w:rFonts w:ascii="Montserrat" w:eastAsia="Montserrat" w:hAnsi="Montserrat" w:cs="Montserrat"/>
+                <w:lang w:val="en-US"/>
+              </w:rPr>
+              <w:t>projectId</w:t>
+            </w:r>
+            <w:proofErr w:type="spellEnd"/>
+            <w:r>
+              <w:rPr>
+                <w:rFonts w:ascii="Montserrat" w:eastAsia="Montserrat" w:hAnsi="Montserrat" w:cs="Montserrat"/>
+                <w:lang w:val="en-US"/>
+              </w:rPr>
+              <w:t xml:space="preserve">=30 y 24234 con </w:t>
+            </w:r>
+            <w:proofErr w:type="spellStart"/>
+            <w:r>
+              <w:rPr>
+                <w:rFonts w:ascii="Montserrat" w:eastAsia="Montserrat" w:hAnsi="Montserrat" w:cs="Montserrat"/>
+                <w:lang w:val="en-US"/>
+              </w:rPr>
+              <w:t>usuario</w:t>
+            </w:r>
+            <w:proofErr w:type="spellEnd"/>
+            <w:r>
+              <w:rPr>
+                <w:rFonts w:ascii="Montserrat" w:eastAsia="Montserrat" w:hAnsi="Montserrat" w:cs="Montserrat"/>
+                <w:lang w:val="en-US"/>
+              </w:rPr>
+              <w:t xml:space="preserve"> </w:t>
+            </w:r>
+            <w:proofErr w:type="spellStart"/>
+            <w:r>
+              <w:rPr>
+                <w:rFonts w:ascii="Montserrat" w:eastAsia="Montserrat" w:hAnsi="Montserrat" w:cs="Montserrat"/>
+                <w:lang w:val="en-US"/>
+              </w:rPr>
+              <w:t>anónimo</w:t>
+            </w:r>
+            <w:proofErr w:type="spellEnd"/>
+            <w:r>
+              <w:rPr>
+                <w:rFonts w:ascii="Montserrat" w:eastAsia="Montserrat" w:hAnsi="Montserrat" w:cs="Montserrat"/>
+                <w:lang w:val="en-US"/>
+              </w:rPr>
+              <w:t xml:space="preserve">. </w:t>
             </w:r>
             <w:r>
               <w:rPr>
@@ -3538,12 +4173,14 @@
                 <w:rFonts w:ascii="Montserrat" w:eastAsia="Montserrat" w:hAnsi="Montserrat" w:cs="Montserrat"/>
               </w:rPr>
             </w:pPr>
+            <w:proofErr w:type="spellStart"/>
             <w:r>
               <w:rPr>
                 <w:rFonts w:ascii="Montserrat" w:eastAsia="Montserrat" w:hAnsi="Montserrat" w:cs="Montserrat"/>
               </w:rPr>
               <w:t>Publish.hack</w:t>
             </w:r>
+            <w:proofErr w:type="spellEnd"/>
           </w:p>
         </w:tc>
         <w:tc>
@@ -3561,7 +4198,77 @@
               <w:rPr>
                 <w:rFonts w:ascii="Montserrat" w:eastAsia="Montserrat" w:hAnsi="Montserrat" w:cs="Montserrat"/>
               </w:rPr>
-              <w:t>/manager/user-story/publish con ids 135 y 135135 tanto con usuario anónimo como siendo manager2. Además, se crea una historia de usuario siendo manager2 para hackear usando la consola pretendiendo publicar los ids 135 (del manager1), 135135 (no existe) y 126 (no publicado del manager2). No se detecta ningún problema.</w:t>
+              <w:t>/</w:t>
+            </w:r>
+            <w:proofErr w:type="gramStart"/>
+            <w:r>
+              <w:rPr>
+                <w:rFonts w:ascii="Montserrat" w:eastAsia="Montserrat" w:hAnsi="Montserrat" w:cs="Montserrat"/>
+              </w:rPr>
+              <w:t>manager</w:t>
+            </w:r>
+            <w:proofErr w:type="gramEnd"/>
+            <w:r>
+              <w:rPr>
+                <w:rFonts w:ascii="Montserrat" w:eastAsia="Montserrat" w:hAnsi="Montserrat" w:cs="Montserrat"/>
+              </w:rPr>
+              <w:t>/</w:t>
+            </w:r>
+            <w:proofErr w:type="spellStart"/>
+            <w:r>
+              <w:rPr>
+                <w:rFonts w:ascii="Montserrat" w:eastAsia="Montserrat" w:hAnsi="Montserrat" w:cs="Montserrat"/>
+              </w:rPr>
+              <w:t>user-story</w:t>
+            </w:r>
+            <w:proofErr w:type="spellEnd"/>
+            <w:r>
+              <w:rPr>
+                <w:rFonts w:ascii="Montserrat" w:eastAsia="Montserrat" w:hAnsi="Montserrat" w:cs="Montserrat"/>
+              </w:rPr>
+              <w:t>/</w:t>
+            </w:r>
+            <w:proofErr w:type="spellStart"/>
+            <w:r>
+              <w:rPr>
+                <w:rFonts w:ascii="Montserrat" w:eastAsia="Montserrat" w:hAnsi="Montserrat" w:cs="Montserrat"/>
+              </w:rPr>
+              <w:t>publish</w:t>
+            </w:r>
+            <w:proofErr w:type="spellEnd"/>
+            <w:r>
+              <w:rPr>
+                <w:rFonts w:ascii="Montserrat" w:eastAsia="Montserrat" w:hAnsi="Montserrat" w:cs="Montserrat"/>
+              </w:rPr>
+              <w:t xml:space="preserve"> con </w:t>
+            </w:r>
+            <w:proofErr w:type="spellStart"/>
+            <w:r>
+              <w:rPr>
+                <w:rFonts w:ascii="Montserrat" w:eastAsia="Montserrat" w:hAnsi="Montserrat" w:cs="Montserrat"/>
+              </w:rPr>
+              <w:t>ids</w:t>
+            </w:r>
+            <w:proofErr w:type="spellEnd"/>
+            <w:r>
+              <w:rPr>
+                <w:rFonts w:ascii="Montserrat" w:eastAsia="Montserrat" w:hAnsi="Montserrat" w:cs="Montserrat"/>
+              </w:rPr>
+              <w:t xml:space="preserve"> 135 y 135135 tanto con usuario anónimo como siendo manager2. Además, se crea una historia de usuario siendo manager2 para hackear usando la consola pretendiendo publicar los </w:t>
+            </w:r>
+            <w:proofErr w:type="spellStart"/>
+            <w:r>
+              <w:rPr>
+                <w:rFonts w:ascii="Montserrat" w:eastAsia="Montserrat" w:hAnsi="Montserrat" w:cs="Montserrat"/>
+              </w:rPr>
+              <w:t>ids</w:t>
+            </w:r>
+            <w:proofErr w:type="spellEnd"/>
+            <w:r>
+              <w:rPr>
+                <w:rFonts w:ascii="Montserrat" w:eastAsia="Montserrat" w:hAnsi="Montserrat" w:cs="Montserrat"/>
+              </w:rPr>
+              <w:t xml:space="preserve"> 135 (del manager1), 135135 (no existe) y 126 (no publicado del manager2). No se detecta ningún problema.</w:t>
             </w:r>
           </w:p>
         </w:tc>
@@ -3578,6 +4285,7 @@
                 <w:rFonts w:ascii="Montserrat" w:eastAsia="Montserrat" w:hAnsi="Montserrat" w:cs="Montserrat"/>
               </w:rPr>
             </w:pPr>
+            <w:proofErr w:type="spellStart"/>
             <w:r>
               <w:rPr>
                 <w:rFonts w:ascii="Montserrat" w:eastAsia="Montserrat" w:hAnsi="Montserrat" w:cs="Montserrat"/>
@@ -3585,6 +4293,7 @@
               <w:lastRenderedPageBreak/>
               <w:t>Delete.hack</w:t>
             </w:r>
+            <w:proofErr w:type="spellEnd"/>
           </w:p>
         </w:tc>
         <w:tc>
@@ -3602,7 +4311,77 @@
               <w:rPr>
                 <w:rFonts w:ascii="Montserrat" w:eastAsia="Montserrat" w:hAnsi="Montserrat" w:cs="Montserrat"/>
               </w:rPr>
-              <w:t>/manager/user-story/delete con ids 135 y 135135 tanto con usuario anónimo como siendo manager2. Además, se crea una historia de usuario siendo manager2 para hackear usando la consola pretendiendo eliminar los ids 135 (del manager1), 135135 (no existe) y 126 (no publicado del manager2). No se detecta ningún problema.</w:t>
+              <w:t>/</w:t>
+            </w:r>
+            <w:proofErr w:type="gramStart"/>
+            <w:r>
+              <w:rPr>
+                <w:rFonts w:ascii="Montserrat" w:eastAsia="Montserrat" w:hAnsi="Montserrat" w:cs="Montserrat"/>
+              </w:rPr>
+              <w:t>manager</w:t>
+            </w:r>
+            <w:proofErr w:type="gramEnd"/>
+            <w:r>
+              <w:rPr>
+                <w:rFonts w:ascii="Montserrat" w:eastAsia="Montserrat" w:hAnsi="Montserrat" w:cs="Montserrat"/>
+              </w:rPr>
+              <w:t>/</w:t>
+            </w:r>
+            <w:proofErr w:type="spellStart"/>
+            <w:r>
+              <w:rPr>
+                <w:rFonts w:ascii="Montserrat" w:eastAsia="Montserrat" w:hAnsi="Montserrat" w:cs="Montserrat"/>
+              </w:rPr>
+              <w:t>user-story</w:t>
+            </w:r>
+            <w:proofErr w:type="spellEnd"/>
+            <w:r>
+              <w:rPr>
+                <w:rFonts w:ascii="Montserrat" w:eastAsia="Montserrat" w:hAnsi="Montserrat" w:cs="Montserrat"/>
+              </w:rPr>
+              <w:t>/</w:t>
+            </w:r>
+            <w:proofErr w:type="spellStart"/>
+            <w:r>
+              <w:rPr>
+                <w:rFonts w:ascii="Montserrat" w:eastAsia="Montserrat" w:hAnsi="Montserrat" w:cs="Montserrat"/>
+              </w:rPr>
+              <w:t>delete</w:t>
+            </w:r>
+            <w:proofErr w:type="spellEnd"/>
+            <w:r>
+              <w:rPr>
+                <w:rFonts w:ascii="Montserrat" w:eastAsia="Montserrat" w:hAnsi="Montserrat" w:cs="Montserrat"/>
+              </w:rPr>
+              <w:t xml:space="preserve"> con </w:t>
+            </w:r>
+            <w:proofErr w:type="spellStart"/>
+            <w:r>
+              <w:rPr>
+                <w:rFonts w:ascii="Montserrat" w:eastAsia="Montserrat" w:hAnsi="Montserrat" w:cs="Montserrat"/>
+              </w:rPr>
+              <w:t>ids</w:t>
+            </w:r>
+            <w:proofErr w:type="spellEnd"/>
+            <w:r>
+              <w:rPr>
+                <w:rFonts w:ascii="Montserrat" w:eastAsia="Montserrat" w:hAnsi="Montserrat" w:cs="Montserrat"/>
+              </w:rPr>
+              <w:t xml:space="preserve"> 135 y 135135 tanto con usuario anónimo como siendo manager2. Además, se crea una historia de usuario siendo manager2 para hackear usando la consola pretendiendo eliminar los </w:t>
+            </w:r>
+            <w:proofErr w:type="spellStart"/>
+            <w:r>
+              <w:rPr>
+                <w:rFonts w:ascii="Montserrat" w:eastAsia="Montserrat" w:hAnsi="Montserrat" w:cs="Montserrat"/>
+              </w:rPr>
+              <w:t>ids</w:t>
+            </w:r>
+            <w:proofErr w:type="spellEnd"/>
+            <w:r>
+              <w:rPr>
+                <w:rFonts w:ascii="Montserrat" w:eastAsia="Montserrat" w:hAnsi="Montserrat" w:cs="Montserrat"/>
+              </w:rPr>
+              <w:t xml:space="preserve"> 135 (del manager1), 135135 (no existe) y 126 (no publicado del manager2). No se detecta ningún problema.</w:t>
             </w:r>
           </w:p>
         </w:tc>
@@ -3619,12 +4398,22 @@
                 <w:rFonts w:ascii="Montserrat" w:eastAsia="Montserrat" w:hAnsi="Montserrat" w:cs="Montserrat"/>
               </w:rPr>
             </w:pPr>
-            <w:r>
-              <w:rPr>
-                <w:rFonts w:ascii="Montserrat" w:eastAsia="Montserrat" w:hAnsi="Montserrat" w:cs="Montserrat"/>
-              </w:rPr>
-              <w:t>Show.hack</w:t>
-            </w:r>
+            <w:proofErr w:type="spellStart"/>
+            <w:proofErr w:type="gramStart"/>
+            <w:r>
+              <w:rPr>
+                <w:rFonts w:ascii="Montserrat" w:eastAsia="Montserrat" w:hAnsi="Montserrat" w:cs="Montserrat"/>
+              </w:rPr>
+              <w:t>Show</w:t>
+            </w:r>
+            <w:proofErr w:type="gramEnd"/>
+            <w:r>
+              <w:rPr>
+                <w:rFonts w:ascii="Montserrat" w:eastAsia="Montserrat" w:hAnsi="Montserrat" w:cs="Montserrat"/>
+              </w:rPr>
+              <w:t>.hack</w:t>
+            </w:r>
+            <w:proofErr w:type="spellEnd"/>
           </w:p>
         </w:tc>
         <w:tc>
@@ -3642,7 +4431,49 @@
               <w:rPr>
                 <w:rFonts w:ascii="Montserrat" w:eastAsia="Montserrat" w:hAnsi="Montserrat" w:cs="Montserrat"/>
               </w:rPr>
-              <w:t>Se hace get /manager/user-story/show con id 90 y 34534 siendo usuario anónimo. Se inicia sesión como manager2 y se hace lo mismo. No se detecta ningún problema</w:t>
+              <w:t xml:space="preserve">Se hace </w:t>
+            </w:r>
+            <w:proofErr w:type="spellStart"/>
+            <w:r>
+              <w:rPr>
+                <w:rFonts w:ascii="Montserrat" w:eastAsia="Montserrat" w:hAnsi="Montserrat" w:cs="Montserrat"/>
+              </w:rPr>
+              <w:t>get</w:t>
+            </w:r>
+            <w:proofErr w:type="spellEnd"/>
+            <w:r>
+              <w:rPr>
+                <w:rFonts w:ascii="Montserrat" w:eastAsia="Montserrat" w:hAnsi="Montserrat" w:cs="Montserrat"/>
+              </w:rPr>
+              <w:t xml:space="preserve"> /</w:t>
+            </w:r>
+            <w:proofErr w:type="gramStart"/>
+            <w:r>
+              <w:rPr>
+                <w:rFonts w:ascii="Montserrat" w:eastAsia="Montserrat" w:hAnsi="Montserrat" w:cs="Montserrat"/>
+              </w:rPr>
+              <w:t>manager</w:t>
+            </w:r>
+            <w:proofErr w:type="gramEnd"/>
+            <w:r>
+              <w:rPr>
+                <w:rFonts w:ascii="Montserrat" w:eastAsia="Montserrat" w:hAnsi="Montserrat" w:cs="Montserrat"/>
+              </w:rPr>
+              <w:t>/</w:t>
+            </w:r>
+            <w:proofErr w:type="spellStart"/>
+            <w:r>
+              <w:rPr>
+                <w:rFonts w:ascii="Montserrat" w:eastAsia="Montserrat" w:hAnsi="Montserrat" w:cs="Montserrat"/>
+              </w:rPr>
+              <w:t>user-story</w:t>
+            </w:r>
+            <w:proofErr w:type="spellEnd"/>
+            <w:r>
+              <w:rPr>
+                <w:rFonts w:ascii="Montserrat" w:eastAsia="Montserrat" w:hAnsi="Montserrat" w:cs="Montserrat"/>
+              </w:rPr>
+              <w:t>/show con id 90 y 34534 siendo usuario anónimo. Se inicia sesión como manager2 y se hace lo mismo. No se detecta ningún problema</w:t>
             </w:r>
           </w:p>
         </w:tc>
@@ -3659,12 +4490,14 @@
                 <w:rFonts w:ascii="Montserrat" w:eastAsia="Montserrat" w:hAnsi="Montserrat" w:cs="Montserrat"/>
               </w:rPr>
             </w:pPr>
+            <w:proofErr w:type="spellStart"/>
             <w:r>
               <w:rPr>
                 <w:rFonts w:ascii="Montserrat" w:eastAsia="Montserrat" w:hAnsi="Montserrat" w:cs="Montserrat"/>
               </w:rPr>
               <w:t>Update.hack</w:t>
             </w:r>
+            <w:proofErr w:type="spellEnd"/>
           </w:p>
         </w:tc>
         <w:tc>
@@ -3682,7 +4515,91 @@
               <w:rPr>
                 <w:rFonts w:ascii="Montserrat" w:eastAsia="Montserrat" w:hAnsi="Montserrat" w:cs="Montserrat"/>
               </w:rPr>
-              <w:t>Se hace get /manager/user-story/update con ids 120 y 24234 tanto con usuario anónimo como siendo manager2. Se crea una historia de usuario para hackear usando la consola e intentar actualizar los ids 120, 126 y 13123. No se detectó ningún problema.</w:t>
+              <w:t xml:space="preserve">Se hace </w:t>
+            </w:r>
+            <w:proofErr w:type="spellStart"/>
+            <w:r>
+              <w:rPr>
+                <w:rFonts w:ascii="Montserrat" w:eastAsia="Montserrat" w:hAnsi="Montserrat" w:cs="Montserrat"/>
+              </w:rPr>
+              <w:t>get</w:t>
+            </w:r>
+            <w:proofErr w:type="spellEnd"/>
+            <w:r>
+              <w:rPr>
+                <w:rFonts w:ascii="Montserrat" w:eastAsia="Montserrat" w:hAnsi="Montserrat" w:cs="Montserrat"/>
+              </w:rPr>
+              <w:t xml:space="preserve"> /</w:t>
+            </w:r>
+            <w:proofErr w:type="gramStart"/>
+            <w:r>
+              <w:rPr>
+                <w:rFonts w:ascii="Montserrat" w:eastAsia="Montserrat" w:hAnsi="Montserrat" w:cs="Montserrat"/>
+              </w:rPr>
+              <w:t>manager</w:t>
+            </w:r>
+            <w:proofErr w:type="gramEnd"/>
+            <w:r>
+              <w:rPr>
+                <w:rFonts w:ascii="Montserrat" w:eastAsia="Montserrat" w:hAnsi="Montserrat" w:cs="Montserrat"/>
+              </w:rPr>
+              <w:t>/</w:t>
+            </w:r>
+            <w:proofErr w:type="spellStart"/>
+            <w:r>
+              <w:rPr>
+                <w:rFonts w:ascii="Montserrat" w:eastAsia="Montserrat" w:hAnsi="Montserrat" w:cs="Montserrat"/>
+              </w:rPr>
+              <w:t>user-story</w:t>
+            </w:r>
+            <w:proofErr w:type="spellEnd"/>
+            <w:r>
+              <w:rPr>
+                <w:rFonts w:ascii="Montserrat" w:eastAsia="Montserrat" w:hAnsi="Montserrat" w:cs="Montserrat"/>
+              </w:rPr>
+              <w:t>/</w:t>
+            </w:r>
+            <w:proofErr w:type="spellStart"/>
+            <w:r>
+              <w:rPr>
+                <w:rFonts w:ascii="Montserrat" w:eastAsia="Montserrat" w:hAnsi="Montserrat" w:cs="Montserrat"/>
+              </w:rPr>
+              <w:t>update</w:t>
+            </w:r>
+            <w:proofErr w:type="spellEnd"/>
+            <w:r>
+              <w:rPr>
+                <w:rFonts w:ascii="Montserrat" w:eastAsia="Montserrat" w:hAnsi="Montserrat" w:cs="Montserrat"/>
+              </w:rPr>
+              <w:t xml:space="preserve"> con </w:t>
+            </w:r>
+            <w:proofErr w:type="spellStart"/>
+            <w:r>
+              <w:rPr>
+                <w:rFonts w:ascii="Montserrat" w:eastAsia="Montserrat" w:hAnsi="Montserrat" w:cs="Montserrat"/>
+              </w:rPr>
+              <w:t>ids</w:t>
+            </w:r>
+            <w:proofErr w:type="spellEnd"/>
+            <w:r>
+              <w:rPr>
+                <w:rFonts w:ascii="Montserrat" w:eastAsia="Montserrat" w:hAnsi="Montserrat" w:cs="Montserrat"/>
+              </w:rPr>
+              <w:t xml:space="preserve"> 120 y 24234 tanto con usuario anónimo como siendo manager2. Se crea una historia de usuario para hackear usando la consola e intentar actualizar los </w:t>
+            </w:r>
+            <w:proofErr w:type="spellStart"/>
+            <w:r>
+              <w:rPr>
+                <w:rFonts w:ascii="Montserrat" w:eastAsia="Montserrat" w:hAnsi="Montserrat" w:cs="Montserrat"/>
+              </w:rPr>
+              <w:t>ids</w:t>
+            </w:r>
+            <w:proofErr w:type="spellEnd"/>
+            <w:r>
+              <w:rPr>
+                <w:rFonts w:ascii="Montserrat" w:eastAsia="Montserrat" w:hAnsi="Montserrat" w:cs="Montserrat"/>
+              </w:rPr>
+              <w:t xml:space="preserve"> 120, 126 y 13123. No se detectó ningún problema.</w:t>
             </w:r>
           </w:p>
         </w:tc>
@@ -3777,6 +4694,7 @@
           <w:bCs/>
         </w:rPr>
       </w:pPr>
+      <w:proofErr w:type="spellStart"/>
       <w:r>
         <w:rPr>
           <w:rFonts w:ascii="Montserrat" w:eastAsia="Montserrat" w:hAnsi="Montserrat" w:cs="Montserrat"/>
@@ -3785,6 +4703,7 @@
         </w:rPr>
         <w:t>Assignment</w:t>
       </w:r>
+      <w:proofErr w:type="spellEnd"/>
     </w:p>
     <w:tbl>
       <w:tblPr>
@@ -3809,12 +4728,14 @@
                 <w:rFonts w:ascii="Montserrat" w:eastAsia="Montserrat" w:hAnsi="Montserrat" w:cs="Montserrat"/>
               </w:rPr>
             </w:pPr>
+            <w:proofErr w:type="spellStart"/>
             <w:r>
               <w:rPr>
                 <w:rFonts w:ascii="Montserrat" w:eastAsia="Montserrat" w:hAnsi="Montserrat" w:cs="Montserrat"/>
               </w:rPr>
               <w:t>Create.safe</w:t>
             </w:r>
+            <w:proofErr w:type="spellEnd"/>
           </w:p>
         </w:tc>
         <w:tc>
@@ -3832,7 +4753,21 @@
               <w:rPr>
                 <w:rFonts w:ascii="Montserrat" w:eastAsia="Montserrat" w:hAnsi="Montserrat" w:cs="Montserrat"/>
               </w:rPr>
-              <w:t>Se inicia sesión como manager1 y se crea un assignment con el proyecto con id 48 y la historia de usuario con id 85. No se detectó ningún problema.</w:t>
+              <w:t xml:space="preserve">Se inicia sesión como manager1 y se crea un </w:t>
+            </w:r>
+            <w:proofErr w:type="spellStart"/>
+            <w:r>
+              <w:rPr>
+                <w:rFonts w:ascii="Montserrat" w:eastAsia="Montserrat" w:hAnsi="Montserrat" w:cs="Montserrat"/>
+              </w:rPr>
+              <w:t>assignment</w:t>
+            </w:r>
+            <w:proofErr w:type="spellEnd"/>
+            <w:r>
+              <w:rPr>
+                <w:rFonts w:ascii="Montserrat" w:eastAsia="Montserrat" w:hAnsi="Montserrat" w:cs="Montserrat"/>
+              </w:rPr>
+              <w:t xml:space="preserve"> con el proyecto con id 48 y la historia de usuario con id 85. No se detectó ningún problema.</w:t>
             </w:r>
           </w:p>
         </w:tc>
@@ -3849,12 +4784,14 @@
                 <w:rFonts w:ascii="Montserrat" w:eastAsia="Montserrat" w:hAnsi="Montserrat" w:cs="Montserrat"/>
               </w:rPr>
             </w:pPr>
+            <w:proofErr w:type="spellStart"/>
             <w:r>
               <w:rPr>
                 <w:rFonts w:ascii="Montserrat" w:eastAsia="Montserrat" w:hAnsi="Montserrat" w:cs="Montserrat"/>
               </w:rPr>
               <w:t>Delete.safe</w:t>
             </w:r>
+            <w:proofErr w:type="spellEnd"/>
           </w:p>
         </w:tc>
         <w:tc>
@@ -3872,7 +4809,21 @@
               <w:rPr>
                 <w:rFonts w:ascii="Montserrat" w:eastAsia="Montserrat" w:hAnsi="Montserrat" w:cs="Montserrat"/>
               </w:rPr>
-              <w:t>Se inicia sesión como manager1 y se elimina el assignment con id 162. No se detectó ningún problema.</w:t>
+              <w:t xml:space="preserve">Se inicia sesión como manager1 y se elimina el </w:t>
+            </w:r>
+            <w:proofErr w:type="spellStart"/>
+            <w:r>
+              <w:rPr>
+                <w:rFonts w:ascii="Montserrat" w:eastAsia="Montserrat" w:hAnsi="Montserrat" w:cs="Montserrat"/>
+              </w:rPr>
+              <w:t>assignment</w:t>
+            </w:r>
+            <w:proofErr w:type="spellEnd"/>
+            <w:r>
+              <w:rPr>
+                <w:rFonts w:ascii="Montserrat" w:eastAsia="Montserrat" w:hAnsi="Montserrat" w:cs="Montserrat"/>
+              </w:rPr>
+              <w:t xml:space="preserve"> con id 162. No se detectó ningún problema.</w:t>
             </w:r>
           </w:p>
         </w:tc>
@@ -3889,12 +4840,14 @@
                 <w:rFonts w:ascii="Montserrat" w:eastAsia="Montserrat" w:hAnsi="Montserrat" w:cs="Montserrat"/>
               </w:rPr>
             </w:pPr>
+            <w:proofErr w:type="spellStart"/>
             <w:r>
               <w:rPr>
                 <w:rFonts w:ascii="Montserrat" w:eastAsia="Montserrat" w:hAnsi="Montserrat" w:cs="Montserrat"/>
               </w:rPr>
               <w:t>List.safe</w:t>
             </w:r>
+            <w:proofErr w:type="spellEnd"/>
           </w:p>
         </w:tc>
         <w:tc>
@@ -3912,7 +4865,65 @@
               <w:rPr>
                 <w:rFonts w:ascii="Montserrat" w:eastAsia="Montserrat" w:hAnsi="Montserrat" w:cs="Montserrat"/>
               </w:rPr>
-              <w:t>Se inicia sesión como manager1, se muestra el proyecto con id 48 y se hace click en eliminar historias de usuario para listarlas. Este es el único assignment que se puede visualizar puesto que no se puede eliminar assignments de proyectos publicados, el resto la aplicación no lo permite. No se detectó ningún problema en especial, solamente se decidió hacer un cambio para hacerlo más fácil añadiendo isDraftMode a</w:t>
+              <w:t xml:space="preserve">Se inicia sesión como manager1, se muestra el proyecto con id 48 y se hace </w:t>
+            </w:r>
+            <w:proofErr w:type="spellStart"/>
+            <w:proofErr w:type="gramStart"/>
+            <w:r>
+              <w:rPr>
+                <w:rFonts w:ascii="Montserrat" w:eastAsia="Montserrat" w:hAnsi="Montserrat" w:cs="Montserrat"/>
+              </w:rPr>
+              <w:t>click</w:t>
+            </w:r>
+            <w:proofErr w:type="spellEnd"/>
+            <w:proofErr w:type="gramEnd"/>
+            <w:r>
+              <w:rPr>
+                <w:rFonts w:ascii="Montserrat" w:eastAsia="Montserrat" w:hAnsi="Montserrat" w:cs="Montserrat"/>
+              </w:rPr>
+              <w:t xml:space="preserve"> en eliminar historias de usuario para listarlas. Este es el único </w:t>
+            </w:r>
+            <w:proofErr w:type="spellStart"/>
+            <w:r>
+              <w:rPr>
+                <w:rFonts w:ascii="Montserrat" w:eastAsia="Montserrat" w:hAnsi="Montserrat" w:cs="Montserrat"/>
+              </w:rPr>
+              <w:t>assignment</w:t>
+            </w:r>
+            <w:proofErr w:type="spellEnd"/>
+            <w:r>
+              <w:rPr>
+                <w:rFonts w:ascii="Montserrat" w:eastAsia="Montserrat" w:hAnsi="Montserrat" w:cs="Montserrat"/>
+              </w:rPr>
+              <w:t xml:space="preserve"> que se puede visualizar puesto que no se puede eliminar </w:t>
+            </w:r>
+            <w:proofErr w:type="spellStart"/>
+            <w:r>
+              <w:rPr>
+                <w:rFonts w:ascii="Montserrat" w:eastAsia="Montserrat" w:hAnsi="Montserrat" w:cs="Montserrat"/>
+              </w:rPr>
+              <w:t>assignments</w:t>
+            </w:r>
+            <w:proofErr w:type="spellEnd"/>
+            <w:r>
+              <w:rPr>
+                <w:rFonts w:ascii="Montserrat" w:eastAsia="Montserrat" w:hAnsi="Montserrat" w:cs="Montserrat"/>
+              </w:rPr>
+              <w:t xml:space="preserve"> de proyectos publicados, el resto la aplicación no lo permite. No se detectó ningún problema en especial, solamente se decidió hacer un cambio para hacerlo más fácil añadiendo </w:t>
+            </w:r>
+            <w:proofErr w:type="spellStart"/>
+            <w:r>
+              <w:rPr>
+                <w:rFonts w:ascii="Montserrat" w:eastAsia="Montserrat" w:hAnsi="Montserrat" w:cs="Montserrat"/>
+              </w:rPr>
+              <w:t>isDraftMode</w:t>
+            </w:r>
+            <w:proofErr w:type="spellEnd"/>
+            <w:r>
+              <w:rPr>
+                <w:rFonts w:ascii="Montserrat" w:eastAsia="Montserrat" w:hAnsi="Montserrat" w:cs="Montserrat"/>
+              </w:rPr>
+              <w:t xml:space="preserve"> a</w:t>
             </w:r>
             <w:r>
               <w:t>l listado.</w:t>
@@ -3932,12 +4943,22 @@
                 <w:rFonts w:ascii="Montserrat" w:eastAsia="Montserrat" w:hAnsi="Montserrat" w:cs="Montserrat"/>
               </w:rPr>
             </w:pPr>
-            <w:r>
-              <w:rPr>
-                <w:rFonts w:ascii="Montserrat" w:eastAsia="Montserrat" w:hAnsi="Montserrat" w:cs="Montserrat"/>
-              </w:rPr>
-              <w:t>Show.safe</w:t>
-            </w:r>
+            <w:proofErr w:type="spellStart"/>
+            <w:proofErr w:type="gramStart"/>
+            <w:r>
+              <w:rPr>
+                <w:rFonts w:ascii="Montserrat" w:eastAsia="Montserrat" w:hAnsi="Montserrat" w:cs="Montserrat"/>
+              </w:rPr>
+              <w:t>Show</w:t>
+            </w:r>
+            <w:proofErr w:type="gramEnd"/>
+            <w:r>
+              <w:rPr>
+                <w:rFonts w:ascii="Montserrat" w:eastAsia="Montserrat" w:hAnsi="Montserrat" w:cs="Montserrat"/>
+              </w:rPr>
+              <w:t>.safe</w:t>
+            </w:r>
+            <w:proofErr w:type="spellEnd"/>
           </w:p>
         </w:tc>
         <w:tc>
@@ -3955,7 +4976,37 @@
               <w:rPr>
                 <w:rFonts w:ascii="Montserrat" w:eastAsia="Montserrat" w:hAnsi="Montserrat" w:cs="Montserrat"/>
               </w:rPr>
-              <w:t>Se inicia sesión como manager1, se muestra el proyecto con id 48, se hace click en eliminar historias de usuario y se hace click en la primera. No se detectó ningún problema.</w:t>
+              <w:t xml:space="preserve">Se inicia sesión como manager1, se muestra el proyecto con id 48, se hace </w:t>
+            </w:r>
+            <w:proofErr w:type="spellStart"/>
+            <w:proofErr w:type="gramStart"/>
+            <w:r>
+              <w:rPr>
+                <w:rFonts w:ascii="Montserrat" w:eastAsia="Montserrat" w:hAnsi="Montserrat" w:cs="Montserrat"/>
+              </w:rPr>
+              <w:t>click</w:t>
+            </w:r>
+            <w:proofErr w:type="spellEnd"/>
+            <w:proofErr w:type="gramEnd"/>
+            <w:r>
+              <w:rPr>
+                <w:rFonts w:ascii="Montserrat" w:eastAsia="Montserrat" w:hAnsi="Montserrat" w:cs="Montserrat"/>
+              </w:rPr>
+              <w:t xml:space="preserve"> en eliminar historias de usuario y se hace </w:t>
+            </w:r>
+            <w:proofErr w:type="spellStart"/>
+            <w:r>
+              <w:rPr>
+                <w:rFonts w:ascii="Montserrat" w:eastAsia="Montserrat" w:hAnsi="Montserrat" w:cs="Montserrat"/>
+              </w:rPr>
+              <w:t>click</w:t>
+            </w:r>
+            <w:proofErr w:type="spellEnd"/>
+            <w:r>
+              <w:rPr>
+                <w:rFonts w:ascii="Montserrat" w:eastAsia="Montserrat" w:hAnsi="Montserrat" w:cs="Montserrat"/>
+              </w:rPr>
+              <w:t xml:space="preserve"> en la primera. No se detectó ningún problema.</w:t>
             </w:r>
           </w:p>
         </w:tc>
@@ -3972,12 +5023,14 @@
                 <w:rFonts w:ascii="Montserrat" w:eastAsia="Montserrat" w:hAnsi="Montserrat" w:cs="Montserrat"/>
               </w:rPr>
             </w:pPr>
+            <w:proofErr w:type="spellStart"/>
             <w:r>
               <w:rPr>
                 <w:rFonts w:ascii="Montserrat" w:eastAsia="Montserrat" w:hAnsi="Montserrat" w:cs="Montserrat"/>
               </w:rPr>
               <w:t>Delete.hack</w:t>
             </w:r>
+            <w:proofErr w:type="spellEnd"/>
           </w:p>
         </w:tc>
         <w:tc>
@@ -3995,14 +5048,98 @@
               <w:rPr>
                 <w:rFonts w:ascii="Montserrat" w:eastAsia="Montserrat" w:hAnsi="Montserrat" w:cs="Montserrat"/>
               </w:rPr>
-              <w:t xml:space="preserve">Se inicia sesión como manager2, se crea un proyecto, al que se le añade una historia de usuario, creándose un assignment. Se usa </w:t>
+              <w:t xml:space="preserve">Se inicia sesión como manager2, se crea un proyecto, al que se le añade una historia de usuario, creándose un </w:t>
+            </w:r>
+            <w:proofErr w:type="spellStart"/>
+            <w:r>
+              <w:rPr>
+                <w:rFonts w:ascii="Montserrat" w:eastAsia="Montserrat" w:hAnsi="Montserrat" w:cs="Montserrat"/>
+              </w:rPr>
+              <w:t>assignment</w:t>
+            </w:r>
+            <w:proofErr w:type="spellEnd"/>
+            <w:r>
+              <w:rPr>
+                <w:rFonts w:ascii="Montserrat" w:eastAsia="Montserrat" w:hAnsi="Montserrat" w:cs="Montserrat"/>
+              </w:rPr>
+              <w:t xml:space="preserve">. Se usa </w:t>
             </w:r>
             <w:r>
               <w:rPr>
                 <w:rFonts w:ascii="Montserrat" w:eastAsia="Montserrat" w:hAnsi="Montserrat" w:cs="Montserrat"/>
               </w:rPr>
               <w:lastRenderedPageBreak/>
-              <w:t xml:space="preserve">ese assignment para hackear en la consola usando id 140, el cual es del manager1, y el id 123123, el cual no existe. Luego se inicia sesión con manager1 y se hace lo mismo con el id 155, el cual es de un proyecto publicado. Se detectó que el proyecto del assignment debe no estar publicado, lo cual no estaba implementado. Esto es tanto en delete como list y show. </w:t>
+              <w:t xml:space="preserve">ese </w:t>
+            </w:r>
+            <w:proofErr w:type="spellStart"/>
+            <w:r>
+              <w:rPr>
+                <w:rFonts w:ascii="Montserrat" w:eastAsia="Montserrat" w:hAnsi="Montserrat" w:cs="Montserrat"/>
+              </w:rPr>
+              <w:t>assignment</w:t>
+            </w:r>
+            <w:proofErr w:type="spellEnd"/>
+            <w:r>
+              <w:rPr>
+                <w:rFonts w:ascii="Montserrat" w:eastAsia="Montserrat" w:hAnsi="Montserrat" w:cs="Montserrat"/>
+              </w:rPr>
+              <w:t xml:space="preserve"> para hackear en la consola usando id 140, el cual es del manager1, y el id 123123, el cual no existe. Luego se inicia sesión con manager1 y se hace lo mismo con el id 155, el cual es de un proyecto publicado. Se detectó que el proyecto del </w:t>
+            </w:r>
+            <w:proofErr w:type="spellStart"/>
+            <w:r>
+              <w:rPr>
+                <w:rFonts w:ascii="Montserrat" w:eastAsia="Montserrat" w:hAnsi="Montserrat" w:cs="Montserrat"/>
+              </w:rPr>
+              <w:t>assignment</w:t>
+            </w:r>
+            <w:proofErr w:type="spellEnd"/>
+            <w:r>
+              <w:rPr>
+                <w:rFonts w:ascii="Montserrat" w:eastAsia="Montserrat" w:hAnsi="Montserrat" w:cs="Montserrat"/>
+              </w:rPr>
+              <w:t xml:space="preserve"> debe no estar publicado, lo cual no estaba implementado. Esto es tanto en </w:t>
+            </w:r>
+            <w:proofErr w:type="spellStart"/>
+            <w:r>
+              <w:rPr>
+                <w:rFonts w:ascii="Montserrat" w:eastAsia="Montserrat" w:hAnsi="Montserrat" w:cs="Montserrat"/>
+              </w:rPr>
+              <w:t>delete</w:t>
+            </w:r>
+            <w:proofErr w:type="spellEnd"/>
+            <w:r>
+              <w:rPr>
+                <w:rFonts w:ascii="Montserrat" w:eastAsia="Montserrat" w:hAnsi="Montserrat" w:cs="Montserrat"/>
+              </w:rPr>
+              <w:t xml:space="preserve"> como </w:t>
+            </w:r>
+            <w:proofErr w:type="spellStart"/>
+            <w:r>
+              <w:rPr>
+                <w:rFonts w:ascii="Montserrat" w:eastAsia="Montserrat" w:hAnsi="Montserrat" w:cs="Montserrat"/>
+              </w:rPr>
+              <w:t>list</w:t>
+            </w:r>
+            <w:proofErr w:type="spellEnd"/>
+            <w:r>
+              <w:rPr>
+                <w:rFonts w:ascii="Montserrat" w:eastAsia="Montserrat" w:hAnsi="Montserrat" w:cs="Montserrat"/>
+              </w:rPr>
+              <w:t xml:space="preserve"> y </w:t>
+            </w:r>
+            <w:proofErr w:type="gramStart"/>
+            <w:r>
+              <w:rPr>
+                <w:rFonts w:ascii="Montserrat" w:eastAsia="Montserrat" w:hAnsi="Montserrat" w:cs="Montserrat"/>
+              </w:rPr>
+              <w:t>show</w:t>
+            </w:r>
+            <w:proofErr w:type="gramEnd"/>
+            <w:r>
+              <w:rPr>
+                <w:rFonts w:ascii="Montserrat" w:eastAsia="Montserrat" w:hAnsi="Montserrat" w:cs="Montserrat"/>
+              </w:rPr>
+              <w:t xml:space="preserve">. </w:t>
             </w:r>
           </w:p>
         </w:tc>
@@ -4019,6 +5156,7 @@
                 <w:rFonts w:ascii="Montserrat" w:eastAsia="Montserrat" w:hAnsi="Montserrat" w:cs="Montserrat"/>
               </w:rPr>
             </w:pPr>
+            <w:proofErr w:type="spellStart"/>
             <w:r>
               <w:rPr>
                 <w:rFonts w:ascii="Montserrat" w:eastAsia="Montserrat" w:hAnsi="Montserrat" w:cs="Montserrat"/>
@@ -4026,6 +5164,7 @@
               <w:lastRenderedPageBreak/>
               <w:t>Create.hack</w:t>
             </w:r>
+            <w:proofErr w:type="spellEnd"/>
           </w:p>
         </w:tc>
         <w:tc>
@@ -4043,7 +5182,75 @@
               <w:rPr>
                 <w:rFonts w:ascii="Montserrat" w:eastAsia="Montserrat" w:hAnsi="Montserrat" w:cs="Montserrat"/>
               </w:rPr>
-              <w:t>Se hace /manager/assignment/créate con projectId 48 y 48234 tanto con usuario anónimo como habiendo iniciado como manager2.</w:t>
+              <w:t>Se hace /</w:t>
+            </w:r>
+            <w:proofErr w:type="gramStart"/>
+            <w:r>
+              <w:rPr>
+                <w:rFonts w:ascii="Montserrat" w:eastAsia="Montserrat" w:hAnsi="Montserrat" w:cs="Montserrat"/>
+              </w:rPr>
+              <w:t>manager</w:t>
+            </w:r>
+            <w:proofErr w:type="gramEnd"/>
+            <w:r>
+              <w:rPr>
+                <w:rFonts w:ascii="Montserrat" w:eastAsia="Montserrat" w:hAnsi="Montserrat" w:cs="Montserrat"/>
+              </w:rPr>
+              <w:t>/</w:t>
+            </w:r>
+            <w:proofErr w:type="spellStart"/>
+            <w:r>
+              <w:rPr>
+                <w:rFonts w:ascii="Montserrat" w:eastAsia="Montserrat" w:hAnsi="Montserrat" w:cs="Montserrat"/>
+              </w:rPr>
+              <w:t>assignment</w:t>
+            </w:r>
+            <w:proofErr w:type="spellEnd"/>
+            <w:r>
+              <w:rPr>
+                <w:rFonts w:ascii="Montserrat" w:eastAsia="Montserrat" w:hAnsi="Montserrat" w:cs="Montserrat"/>
+              </w:rPr>
+              <w:t>/</w:t>
+            </w:r>
+            <w:proofErr w:type="spellStart"/>
+            <w:r>
+              <w:rPr>
+                <w:rFonts w:ascii="Montserrat" w:eastAsia="Montserrat" w:hAnsi="Montserrat" w:cs="Montserrat"/>
+              </w:rPr>
+              <w:t>cr</w:t>
+            </w:r>
+            <w:r>
+              <w:rPr>
+                <w:rFonts w:ascii="Montserrat" w:eastAsia="Montserrat" w:hAnsi="Montserrat" w:cs="Montserrat"/>
+              </w:rPr>
+              <w:t>e</w:t>
+            </w:r>
+            <w:r>
+              <w:rPr>
+                <w:rFonts w:ascii="Montserrat" w:eastAsia="Montserrat" w:hAnsi="Montserrat" w:cs="Montserrat"/>
+              </w:rPr>
+              <w:t>ate</w:t>
+            </w:r>
+            <w:proofErr w:type="spellEnd"/>
+            <w:r>
+              <w:rPr>
+                <w:rFonts w:ascii="Montserrat" w:eastAsia="Montserrat" w:hAnsi="Montserrat" w:cs="Montserrat"/>
+              </w:rPr>
+              <w:t xml:space="preserve"> con </w:t>
+            </w:r>
+            <w:proofErr w:type="spellStart"/>
+            <w:r>
+              <w:rPr>
+                <w:rFonts w:ascii="Montserrat" w:eastAsia="Montserrat" w:hAnsi="Montserrat" w:cs="Montserrat"/>
+              </w:rPr>
+              <w:t>projectId</w:t>
+            </w:r>
+            <w:proofErr w:type="spellEnd"/>
+            <w:r>
+              <w:rPr>
+                <w:rFonts w:ascii="Montserrat" w:eastAsia="Montserrat" w:hAnsi="Montserrat" w:cs="Montserrat"/>
+              </w:rPr>
+              <w:t xml:space="preserve"> 48 y 48234 tanto con usuario anónimo como habiendo iniciado como manager2.</w:t>
             </w:r>
           </w:p>
         </w:tc>
@@ -4060,12 +5267,14 @@
                 <w:rFonts w:ascii="Montserrat" w:eastAsia="Montserrat" w:hAnsi="Montserrat" w:cs="Montserrat"/>
               </w:rPr>
             </w:pPr>
+            <w:proofErr w:type="spellStart"/>
             <w:r>
               <w:rPr>
                 <w:rFonts w:ascii="Montserrat" w:eastAsia="Montserrat" w:hAnsi="Montserrat" w:cs="Montserrat"/>
               </w:rPr>
               <w:t>List.hack</w:t>
             </w:r>
+            <w:proofErr w:type="spellEnd"/>
           </w:p>
         </w:tc>
         <w:tc>
@@ -4083,7 +5292,63 @@
               <w:rPr>
                 <w:rFonts w:ascii="Montserrat" w:eastAsia="Montserrat" w:hAnsi="Montserrat" w:cs="Montserrat"/>
               </w:rPr>
-              <w:t>Se hace /manager/assignment/list-by-project?projectId= con projectId 48 y 123123 tanto con usuario anónimo como habiendo iniciado como manager2. Luego como manager1 se hace lo mismo con el id 41, un proyecto publicado. Detectado el error anterior.</w:t>
+              <w:t>Se hace /</w:t>
+            </w:r>
+            <w:proofErr w:type="gramStart"/>
+            <w:r>
+              <w:rPr>
+                <w:rFonts w:ascii="Montserrat" w:eastAsia="Montserrat" w:hAnsi="Montserrat" w:cs="Montserrat"/>
+              </w:rPr>
+              <w:t>manager</w:t>
+            </w:r>
+            <w:proofErr w:type="gramEnd"/>
+            <w:r>
+              <w:rPr>
+                <w:rFonts w:ascii="Montserrat" w:eastAsia="Montserrat" w:hAnsi="Montserrat" w:cs="Montserrat"/>
+              </w:rPr>
+              <w:t>/</w:t>
+            </w:r>
+            <w:proofErr w:type="spellStart"/>
+            <w:r>
+              <w:rPr>
+                <w:rFonts w:ascii="Montserrat" w:eastAsia="Montserrat" w:hAnsi="Montserrat" w:cs="Montserrat"/>
+              </w:rPr>
+              <w:t>assignment</w:t>
+            </w:r>
+            <w:proofErr w:type="spellEnd"/>
+            <w:r>
+              <w:rPr>
+                <w:rFonts w:ascii="Montserrat" w:eastAsia="Montserrat" w:hAnsi="Montserrat" w:cs="Montserrat"/>
+              </w:rPr>
+              <w:t>/</w:t>
+            </w:r>
+            <w:proofErr w:type="spellStart"/>
+            <w:r>
+              <w:rPr>
+                <w:rFonts w:ascii="Montserrat" w:eastAsia="Montserrat" w:hAnsi="Montserrat" w:cs="Montserrat"/>
+              </w:rPr>
+              <w:t>list-by-project?projectId</w:t>
+            </w:r>
+            <w:proofErr w:type="spellEnd"/>
+            <w:r>
+              <w:rPr>
+                <w:rFonts w:ascii="Montserrat" w:eastAsia="Montserrat" w:hAnsi="Montserrat" w:cs="Montserrat"/>
+              </w:rPr>
+              <w:t xml:space="preserve">= con </w:t>
+            </w:r>
+            <w:proofErr w:type="spellStart"/>
+            <w:r>
+              <w:rPr>
+                <w:rFonts w:ascii="Montserrat" w:eastAsia="Montserrat" w:hAnsi="Montserrat" w:cs="Montserrat"/>
+              </w:rPr>
+              <w:t>projectId</w:t>
+            </w:r>
+            <w:proofErr w:type="spellEnd"/>
+            <w:r>
+              <w:rPr>
+                <w:rFonts w:ascii="Montserrat" w:eastAsia="Montserrat" w:hAnsi="Montserrat" w:cs="Montserrat"/>
+              </w:rPr>
+              <w:t xml:space="preserve"> 48 y 123123 tanto con usuario anónimo como habiendo iniciado como manager2. Luego como manager1 se hace lo mismo con el id 41, un proyecto publicado. Detectado el error anterior.</w:t>
             </w:r>
           </w:p>
         </w:tc>
@@ -4100,12 +5365,22 @@
                 <w:rFonts w:ascii="Montserrat" w:eastAsia="Montserrat" w:hAnsi="Montserrat" w:cs="Montserrat"/>
               </w:rPr>
             </w:pPr>
-            <w:r>
-              <w:rPr>
-                <w:rFonts w:ascii="Montserrat" w:eastAsia="Montserrat" w:hAnsi="Montserrat" w:cs="Montserrat"/>
-              </w:rPr>
-              <w:t>Show.hack</w:t>
-            </w:r>
+            <w:proofErr w:type="spellStart"/>
+            <w:proofErr w:type="gramStart"/>
+            <w:r>
+              <w:rPr>
+                <w:rFonts w:ascii="Montserrat" w:eastAsia="Montserrat" w:hAnsi="Montserrat" w:cs="Montserrat"/>
+              </w:rPr>
+              <w:t>Show</w:t>
+            </w:r>
+            <w:proofErr w:type="gramEnd"/>
+            <w:r>
+              <w:rPr>
+                <w:rFonts w:ascii="Montserrat" w:eastAsia="Montserrat" w:hAnsi="Montserrat" w:cs="Montserrat"/>
+              </w:rPr>
+              <w:t>.hack</w:t>
+            </w:r>
+            <w:proofErr w:type="spellEnd"/>
           </w:p>
         </w:tc>
         <w:tc>
@@ -4123,7 +5398,49 @@
               <w:rPr>
                 <w:rFonts w:ascii="Montserrat" w:eastAsia="Montserrat" w:hAnsi="Montserrat" w:cs="Montserrat"/>
               </w:rPr>
-              <w:t>Se hace /manager/assignment/show con id 162  y 123123 tanto con usuario anónimo como habiendo iniciado como manager2. Luego como manager1 se hace lo mismo con el id 155, assignment con proyecto publicado. Detectado el error anterior.</w:t>
+              <w:t>Se hace /manager/</w:t>
+            </w:r>
+            <w:proofErr w:type="spellStart"/>
+            <w:r>
+              <w:rPr>
+                <w:rFonts w:ascii="Montserrat" w:eastAsia="Montserrat" w:hAnsi="Montserrat" w:cs="Montserrat"/>
+              </w:rPr>
+              <w:t>assignment</w:t>
+            </w:r>
+            <w:proofErr w:type="spellEnd"/>
+            <w:r>
+              <w:rPr>
+                <w:rFonts w:ascii="Montserrat" w:eastAsia="Montserrat" w:hAnsi="Montserrat" w:cs="Montserrat"/>
+              </w:rPr>
+              <w:t xml:space="preserve">/show con id </w:t>
+            </w:r>
+            <w:proofErr w:type="gramStart"/>
+            <w:r>
+              <w:rPr>
+                <w:rFonts w:ascii="Montserrat" w:eastAsia="Montserrat" w:hAnsi="Montserrat" w:cs="Montserrat"/>
+              </w:rPr>
+              <w:t>162  y</w:t>
+            </w:r>
+            <w:proofErr w:type="gramEnd"/>
+            <w:r>
+              <w:rPr>
+                <w:rFonts w:ascii="Montserrat" w:eastAsia="Montserrat" w:hAnsi="Montserrat" w:cs="Montserrat"/>
+              </w:rPr>
+              <w:t xml:space="preserve"> 123123 tanto con usuario anónimo como habiendo iniciado como manager2. Luego como manager1 se hace lo mismo con el id 155, </w:t>
+            </w:r>
+            <w:proofErr w:type="spellStart"/>
+            <w:r>
+              <w:rPr>
+                <w:rFonts w:ascii="Montserrat" w:eastAsia="Montserrat" w:hAnsi="Montserrat" w:cs="Montserrat"/>
+              </w:rPr>
+              <w:t>assignment</w:t>
+            </w:r>
+            <w:proofErr w:type="spellEnd"/>
+            <w:r>
+              <w:rPr>
+                <w:rFonts w:ascii="Montserrat" w:eastAsia="Montserrat" w:hAnsi="Montserrat" w:cs="Montserrat"/>
+              </w:rPr>
+              <w:t xml:space="preserve"> con proyecto publicado. Detectado el error anterior.</w:t>
             </w:r>
           </w:p>
         </w:tc>
@@ -4324,7 +5641,39 @@
         </w:rPr>
       </w:pPr>
       <w:r>
-        <w:t>El PC B por lo general tiene tiempos más bajos salvo por “manager/project/create Average”, el cual ha sido mayor de lo normal.</w:t>
+        <w:t>El PC B por lo general tiene tiempos más bajos salvo por “</w:t>
+      </w:r>
+      <w:proofErr w:type="gramStart"/>
+      <w:r>
+        <w:t>manager</w:t>
+      </w:r>
+      <w:proofErr w:type="gramEnd"/>
+      <w:r>
+        <w:t>/</w:t>
+      </w:r>
+      <w:proofErr w:type="spellStart"/>
+      <w:r>
+        <w:t>project</w:t>
+      </w:r>
+      <w:proofErr w:type="spellEnd"/>
+      <w:r>
+        <w:t>/</w:t>
+      </w:r>
+      <w:proofErr w:type="spellStart"/>
+      <w:r>
+        <w:t>create</w:t>
+      </w:r>
+      <w:proofErr w:type="spellEnd"/>
+      <w:r>
+        <w:t xml:space="preserve"> </w:t>
+      </w:r>
+      <w:proofErr w:type="spellStart"/>
+      <w:r>
+        <w:t>Average</w:t>
+      </w:r>
+      <w:proofErr w:type="spellEnd"/>
+      <w:r>
+        <w:t>”, el cual ha sido mayor de lo normal.</w:t>
       </w:r>
     </w:p>
     <w:p>
